--- a/Doctrines docs/Onboarding/EGAL-25.x_Onboarding_Process_Doctrine_v1.2.0.docx
+++ b/Doctrines docs/Onboarding/EGAL-25.x_Onboarding_Process_Doctrine_v1.2.0.docx
@@ -20,7 +20,87 @@
           <w:sz w:val="26"/>
           <w:szCs w:val="26"/>
         </w:rPr>
-        <w:t>TÀI LIỆU THIẾT KẾ CHÍNH THỨC</w:t>
+        <w:t>TÀI LI</w:t>
+      </w:r>
+      <w:r>
+        <w:rPr>
+          <w:b/>
+          <w:bCs/>
+          <w:color w:val="1F4E79"/>
+          <w:sz w:val="26"/>
+          <w:szCs w:val="26"/>
+        </w:rPr>
+        <w:t>Ệ</w:t>
+      </w:r>
+      <w:r>
+        <w:rPr>
+          <w:b/>
+          <w:bCs/>
+          <w:color w:val="1F4E79"/>
+          <w:sz w:val="26"/>
+          <w:szCs w:val="26"/>
+        </w:rPr>
+        <w:t>U THI</w:t>
+      </w:r>
+      <w:r>
+        <w:rPr>
+          <w:b/>
+          <w:bCs/>
+          <w:color w:val="1F4E79"/>
+          <w:sz w:val="26"/>
+          <w:szCs w:val="26"/>
+        </w:rPr>
+        <w:t>Ế</w:t>
+      </w:r>
+      <w:r>
+        <w:rPr>
+          <w:b/>
+          <w:bCs/>
+          <w:color w:val="1F4E79"/>
+          <w:sz w:val="26"/>
+          <w:szCs w:val="26"/>
+        </w:rPr>
+        <w:t>T K</w:t>
+      </w:r>
+      <w:r>
+        <w:rPr>
+          <w:b/>
+          <w:bCs/>
+          <w:color w:val="1F4E79"/>
+          <w:sz w:val="26"/>
+          <w:szCs w:val="26"/>
+        </w:rPr>
+        <w:t>Ế</w:t>
+      </w:r>
+      <w:r>
+        <w:rPr>
+          <w:b/>
+          <w:bCs/>
+          <w:color w:val="1F4E79"/>
+          <w:sz w:val="26"/>
+          <w:szCs w:val="26"/>
+        </w:rPr>
+        <w:t xml:space="preserve"> CHÍNH TH</w:t>
+      </w:r>
+      <w:r>
+        <w:rPr>
+          <w:b/>
+          <w:bCs/>
+          <w:color w:val="1F4E79"/>
+          <w:sz w:val="26"/>
+          <w:szCs w:val="26"/>
+        </w:rPr>
+        <w:t>Ứ</w:t>
+      </w:r>
+      <w:r>
+        <w:rPr>
+          <w:b/>
+          <w:bCs/>
+          <w:color w:val="1F4E79"/>
+          <w:sz w:val="26"/>
+          <w:szCs w:val="26"/>
+        </w:rPr>
+        <w:t>C</w:t>
       </w:r>
     </w:p>
     <w:p>
@@ -52,7 +132,21 @@
           <w:b/>
           <w:bCs/>
         </w:rPr>
-        <w:t>Phiên bản: 1.2.0  —  SEC-COMPLIANT  •  APPROVED &amp; FROZEN</w:t>
+        <w:t>Phiên b</w:t>
+      </w:r>
+      <w:r>
+        <w:rPr>
+          <w:b/>
+          <w:bCs/>
+        </w:rPr>
+        <w:t>ả</w:t>
+      </w:r>
+      <w:r>
+        <w:rPr>
+          <w:b/>
+          <w:bCs/>
+        </w:rPr>
+        <w:t>n: 1.2.0  —  SEC-COMPLIANT  •  APPROVED &amp; FROZEN</w:t>
       </w:r>
     </w:p>
     <w:p>
@@ -65,7 +159,21 @@
           <w:sz w:val="20"/>
           <w:szCs w:val="20"/>
         </w:rPr>
-        <w:t>Ngày: 21/07/2026  |  Phạm vi: Member + Clan Onboarding, Branch, Merge, Ledgers</w:t>
+        <w:t>Ngày: 21/07/2026  |  Ph</w:t>
+      </w:r>
+      <w:r>
+        <w:rPr>
+          <w:sz w:val="20"/>
+          <w:szCs w:val="20"/>
+        </w:rPr>
+        <w:t>ạ</w:t>
+      </w:r>
+      <w:r>
+        <w:rPr>
+          <w:sz w:val="20"/>
+          <w:szCs w:val="20"/>
+        </w:rPr>
+        <w:t>m vi: Member + Clan Onboarding, Branch, Merge, Ledgers</w:t>
       </w:r>
     </w:p>
     <w:p>
@@ -81,7 +189,27 @@
           <w:sz w:val="20"/>
           <w:szCs w:val="20"/>
         </w:rPr>
-        <w:t>Tuân thủ: EGAL-SEC Security Doctrine v1.1.0 Frozen</w:t>
+        <w:t>Tuân th</w:t>
+      </w:r>
+      <w:r>
+        <w:rPr>
+          <w:b/>
+          <w:bCs/>
+          <w:color w:val="C65911"/>
+          <w:sz w:val="20"/>
+          <w:szCs w:val="20"/>
+        </w:rPr>
+        <w:t>ủ</w:t>
+      </w:r>
+      <w:r>
+        <w:rPr>
+          <w:b/>
+          <w:bCs/>
+          <w:color w:val="C65911"/>
+          <w:sz w:val="20"/>
+          <w:szCs w:val="20"/>
+        </w:rPr>
+        <w:t>: EGAL-SEC Security Doctrine v1.1.0 Frozen</w:t>
       </w:r>
     </w:p>
     <w:tbl>
@@ -106,12 +234,6 @@
         <w:gridCol w:w="7238"/>
       </w:tblGrid>
       <w:tr>
-        <w:tblPrEx>
-          <w:tblCellMar>
-            <w:top w:w="0" w:type="dxa"/>
-            <w:bottom w:w="0" w:type="dxa"/>
-          </w:tblCellMar>
-        </w:tblPrEx>
         <w:tc>
           <w:tcPr>
             <w:tcW w:w="2400" w:type="dxa"/>
@@ -139,7 +261,27 @@
                 <w:sz w:val="17"/>
                 <w:szCs w:val="17"/>
               </w:rPr>
-              <w:t>Trạng thái</w:t>
+              <w:t>Tr</w:t>
+            </w:r>
+            <w:r>
+              <w:rPr>
+                <w:b/>
+                <w:bCs/>
+                <w:color w:val="FFFFFF"/>
+                <w:sz w:val="17"/>
+                <w:szCs w:val="17"/>
+              </w:rPr>
+              <w:t>ạ</w:t>
+            </w:r>
+            <w:r>
+              <w:rPr>
+                <w:b/>
+                <w:bCs/>
+                <w:color w:val="FFFFFF"/>
+                <w:sz w:val="17"/>
+                <w:szCs w:val="17"/>
+              </w:rPr>
+              <w:t>ng thái</w:t>
             </w:r>
           </w:p>
         </w:tc>
@@ -176,12 +318,6 @@
         </w:tc>
       </w:tr>
       <w:tr>
-        <w:tblPrEx>
-          <w:tblCellMar>
-            <w:top w:w="0" w:type="dxa"/>
-            <w:bottom w:w="0" w:type="dxa"/>
-          </w:tblCellMar>
-        </w:tblPrEx>
         <w:tc>
           <w:tcPr>
             <w:tcW w:w="2400" w:type="dxa"/>
@@ -209,7 +345,47 @@
                 <w:sz w:val="17"/>
                 <w:szCs w:val="17"/>
               </w:rPr>
-              <w:t>Kế thừa</w:t>
+              <w:t>K</w:t>
+            </w:r>
+            <w:r>
+              <w:rPr>
+                <w:b/>
+                <w:bCs/>
+                <w:color w:val="FFFFFF"/>
+                <w:sz w:val="17"/>
+                <w:szCs w:val="17"/>
+              </w:rPr>
+              <w:t>ế</w:t>
+            </w:r>
+            <w:r>
+              <w:rPr>
+                <w:b/>
+                <w:bCs/>
+                <w:color w:val="FFFFFF"/>
+                <w:sz w:val="17"/>
+                <w:szCs w:val="17"/>
+              </w:rPr>
+              <w:t xml:space="preserve"> th</w:t>
+            </w:r>
+            <w:r>
+              <w:rPr>
+                <w:b/>
+                <w:bCs/>
+                <w:color w:val="FFFFFF"/>
+                <w:sz w:val="17"/>
+                <w:szCs w:val="17"/>
+              </w:rPr>
+              <w:t>ừ</w:t>
+            </w:r>
+            <w:r>
+              <w:rPr>
+                <w:b/>
+                <w:bCs/>
+                <w:color w:val="FFFFFF"/>
+                <w:sz w:val="17"/>
+                <w:szCs w:val="17"/>
+              </w:rPr>
+              <w:t>a</w:t>
             </w:r>
           </w:p>
         </w:tc>
@@ -237,18 +413,44 @@
                 <w:sz w:val="17"/>
                 <w:szCs w:val="17"/>
               </w:rPr>
-              <w:t>OPD v1.1.0 (20/07) + rà soát EGAL-SEC v1.1.0 (điều khoản A–E)</w:t>
+              <w:t>OPD v1.1.0 (20/07) + rà soát EGAL-SEC v1.1.0 (đi</w:t>
+            </w:r>
+            <w:r>
+              <w:rPr>
+                <w:color w:val="000000"/>
+                <w:sz w:val="17"/>
+                <w:szCs w:val="17"/>
+              </w:rPr>
+              <w:t>ề</w:t>
+            </w:r>
+            <w:r>
+              <w:rPr>
+                <w:color w:val="000000"/>
+                <w:sz w:val="17"/>
+                <w:szCs w:val="17"/>
+              </w:rPr>
+              <w:t>u kho</w:t>
+            </w:r>
+            <w:r>
+              <w:rPr>
+                <w:color w:val="000000"/>
+                <w:sz w:val="17"/>
+                <w:szCs w:val="17"/>
+              </w:rPr>
+              <w:t>ả</w:t>
+            </w:r>
+            <w:r>
+              <w:rPr>
+                <w:color w:val="000000"/>
+                <w:sz w:val="17"/>
+                <w:szCs w:val="17"/>
+              </w:rPr>
+              <w:t>n A–E)</w:t>
             </w:r>
           </w:p>
         </w:tc>
       </w:tr>
       <w:tr>
-        <w:tblPrEx>
-          <w:tblCellMar>
-            <w:top w:w="0" w:type="dxa"/>
-            <w:bottom w:w="0" w:type="dxa"/>
-          </w:tblCellMar>
-        </w:tblPrEx>
         <w:tc>
           <w:tcPr>
             <w:tcW w:w="2400" w:type="dxa"/>
@@ -276,7 +478,47 @@
                 <w:sz w:val="17"/>
                 <w:szCs w:val="17"/>
               </w:rPr>
-              <w:t>Hệ thống</w:t>
+              <w:t>H</w:t>
+            </w:r>
+            <w:r>
+              <w:rPr>
+                <w:b/>
+                <w:bCs/>
+                <w:color w:val="FFFFFF"/>
+                <w:sz w:val="17"/>
+                <w:szCs w:val="17"/>
+              </w:rPr>
+              <w:t>ệ</w:t>
+            </w:r>
+            <w:r>
+              <w:rPr>
+                <w:b/>
+                <w:bCs/>
+                <w:color w:val="FFFFFF"/>
+                <w:sz w:val="17"/>
+                <w:szCs w:val="17"/>
+              </w:rPr>
+              <w:t xml:space="preserve"> th</w:t>
+            </w:r>
+            <w:r>
+              <w:rPr>
+                <w:b/>
+                <w:bCs/>
+                <w:color w:val="FFFFFF"/>
+                <w:sz w:val="17"/>
+                <w:szCs w:val="17"/>
+              </w:rPr>
+              <w:t>ố</w:t>
+            </w:r>
+            <w:r>
+              <w:rPr>
+                <w:b/>
+                <w:bCs/>
+                <w:color w:val="FFFFFF"/>
+                <w:sz w:val="17"/>
+                <w:szCs w:val="17"/>
+              </w:rPr>
+              <w:t>ng</w:t>
             </w:r>
           </w:p>
         </w:tc>
@@ -304,7 +546,39 @@
                 <w:sz w:val="17"/>
                 <w:szCs w:val="17"/>
               </w:rPr>
-              <w:t>Gia Phả Số 2026  •  myclan.com.vn  •  EGAL Knowledge OS</w:t>
+              <w:t>Gia Ph</w:t>
+            </w:r>
+            <w:r>
+              <w:rPr>
+                <w:color w:val="000000"/>
+                <w:sz w:val="17"/>
+                <w:szCs w:val="17"/>
+              </w:rPr>
+              <w:t>ả</w:t>
+            </w:r>
+            <w:r>
+              <w:rPr>
+                <w:color w:val="000000"/>
+                <w:sz w:val="17"/>
+                <w:szCs w:val="17"/>
+              </w:rPr>
+              <w:t xml:space="preserve"> S</w:t>
+            </w:r>
+            <w:r>
+              <w:rPr>
+                <w:color w:val="000000"/>
+                <w:sz w:val="17"/>
+                <w:szCs w:val="17"/>
+              </w:rPr>
+              <w:t>ố</w:t>
+            </w:r>
+            <w:r>
+              <w:rPr>
+                <w:color w:val="000000"/>
+                <w:sz w:val="17"/>
+                <w:szCs w:val="17"/>
+              </w:rPr>
+              <w:t xml:space="preserve"> 2026  •  myclan.com.vn  •  EGAL Knowledge OS</w:t>
             </w:r>
           </w:p>
         </w:tc>
@@ -326,7 +600,97 @@
           <w:sz w:val="19"/>
           <w:szCs w:val="19"/>
         </w:rPr>
-        <w:t>CHANGELOG v1.2.0: Thêm Chương XIV Security Compliance (map SEC). Sửa X (pipeline tier, gates L2–L4 trước L5). Sửa VIII/IX (Critical Outbox). Sửa XII (delegation, Clan vs Identity). Sửa middleware/error codes theo SEC E. Không phá L5 state machine v1.1.</w:t>
+        <w:t>CHANGELOG v1.2.0: Thêm Chương XIV Security Compliance (map SEC). S</w:t>
+      </w:r>
+      <w:r>
+        <w:rPr>
+          <w:i/>
+          <w:iCs/>
+          <w:sz w:val="19"/>
+          <w:szCs w:val="19"/>
+        </w:rPr>
+        <w:t>ử</w:t>
+      </w:r>
+      <w:r>
+        <w:rPr>
+          <w:i/>
+          <w:iCs/>
+          <w:sz w:val="19"/>
+          <w:szCs w:val="19"/>
+        </w:rPr>
+        <w:t>a X (pipeline tier, gates L2–L4 trư</w:t>
+      </w:r>
+      <w:r>
+        <w:rPr>
+          <w:i/>
+          <w:iCs/>
+          <w:sz w:val="19"/>
+          <w:szCs w:val="19"/>
+        </w:rPr>
+        <w:t>ớ</w:t>
+      </w:r>
+      <w:r>
+        <w:rPr>
+          <w:i/>
+          <w:iCs/>
+          <w:sz w:val="19"/>
+          <w:szCs w:val="19"/>
+        </w:rPr>
+        <w:t>c L5). S</w:t>
+      </w:r>
+      <w:r>
+        <w:rPr>
+          <w:i/>
+          <w:iCs/>
+          <w:sz w:val="19"/>
+          <w:szCs w:val="19"/>
+        </w:rPr>
+        <w:t>ử</w:t>
+      </w:r>
+      <w:r>
+        <w:rPr>
+          <w:i/>
+          <w:iCs/>
+          <w:sz w:val="19"/>
+          <w:szCs w:val="19"/>
+        </w:rPr>
+        <w:t>a VIII/IX (Critical Outbox). S</w:t>
+      </w:r>
+      <w:r>
+        <w:rPr>
+          <w:i/>
+          <w:iCs/>
+          <w:sz w:val="19"/>
+          <w:szCs w:val="19"/>
+        </w:rPr>
+        <w:t>ử</w:t>
+      </w:r>
+      <w:r>
+        <w:rPr>
+          <w:i/>
+          <w:iCs/>
+          <w:sz w:val="19"/>
+          <w:szCs w:val="19"/>
+        </w:rPr>
+        <w:t>a XII (delegation, Clan vs Identity). S</w:t>
+      </w:r>
+      <w:r>
+        <w:rPr>
+          <w:i/>
+          <w:iCs/>
+          <w:sz w:val="19"/>
+          <w:szCs w:val="19"/>
+        </w:rPr>
+        <w:t>ử</w:t>
+      </w:r>
+      <w:r>
+        <w:rPr>
+          <w:i/>
+          <w:iCs/>
+          <w:sz w:val="19"/>
+          <w:szCs w:val="19"/>
+        </w:rPr>
+        <w:t>a middleware/error codes theo SEC E. Không phá L5 state machine v1.1.</w:t>
       </w:r>
     </w:p>
     <w:p>
@@ -334,7 +698,19 @@
         <w:pStyle w:val="Heading1"/>
       </w:pPr>
       <w:r>
-        <w:t>0. Kết quả rà soát OPD v1.1.0 ↔ EGAL-SEC v1.1.0</w:t>
+        <w:t>0. K</w:t>
+      </w:r>
+      <w:r>
+        <w:t>ế</w:t>
+      </w:r>
+      <w:r>
+        <w:t>t qu</w:t>
+      </w:r>
+      <w:r>
+        <w:t>ả</w:t>
+      </w:r>
+      <w:r>
+        <w:t xml:space="preserve"> rà soát OPD v1.1.0 ↔ EGAL-SEC v1.1.0</w:t>
       </w:r>
     </w:p>
     <w:p>
@@ -342,7 +718,19 @@
         <w:pStyle w:val="Heading2"/>
       </w:pPr>
       <w:r>
-        <w:t>0.1. Đã tuân thủ (giữ nguyên)</w:t>
+        <w:t>0.1. Đã tuân th</w:t>
+      </w:r>
+      <w:r>
+        <w:t>ủ</w:t>
+      </w:r>
+      <w:r>
+        <w:t xml:space="preserve"> (gi</w:t>
+      </w:r>
+      <w:r>
+        <w:t>ữ</w:t>
+      </w:r>
+      <w:r>
+        <w:t xml:space="preserve"> nguyên)</w:t>
       </w:r>
     </w:p>
     <w:p>
@@ -381,7 +769,25 @@
         <w:spacing w:after="80"/>
       </w:pPr>
       <w:r>
-        <w:t>State Guard 2 lớp (UX + Backend BusinessError mã cụ thể).</w:t>
+        <w:t>State Guard 2 l</w:t>
+      </w:r>
+      <w:r>
+        <w:t>ớ</w:t>
+      </w:r>
+      <w:r>
+        <w:t>p (UX + Backend BusinessError mã c</w:t>
+      </w:r>
+      <w:r>
+        <w:t>ụ</w:t>
+      </w:r>
+      <w:r>
+        <w:t xml:space="preserve"> th</w:t>
+      </w:r>
+      <w:r>
+        <w:t>ể</w:t>
+      </w:r>
+      <w:r>
+        <w:t>).</w:t>
       </w:r>
     </w:p>
     <w:p>
@@ -420,7 +826,13 @@
         <w:spacing w:after="80"/>
       </w:pPr>
       <w:r>
-        <w:t>Không public DU_BI trên cây chính (khớp SEC L6).</w:t>
+        <w:t>Không public DU_BI trên cây chính (kh</w:t>
+      </w:r>
+      <w:r>
+        <w:t>ớ</w:t>
+      </w:r>
+      <w:r>
+        <w:t>p SEC L6).</w:t>
       </w:r>
     </w:p>
     <w:p>
@@ -441,7 +853,31 @@
         <w:pStyle w:val="Heading2"/>
       </w:pPr>
       <w:r>
-        <w:t>0.2. Khoảng trống so với SEC (đã vá ở v1.2.0)</w:t>
+        <w:t>0.2. Kho</w:t>
+      </w:r>
+      <w:r>
+        <w:t>ả</w:t>
+      </w:r>
+      <w:r>
+        <w:t>ng tr</w:t>
+      </w:r>
+      <w:r>
+        <w:t>ố</w:t>
+      </w:r>
+      <w:r>
+        <w:t>ng so v</w:t>
+      </w:r>
+      <w:r>
+        <w:t>ớ</w:t>
+      </w:r>
+      <w:r>
+        <w:t xml:space="preserve">i SEC (đã vá </w:t>
+      </w:r>
+      <w:r>
+        <w:t>ở</w:t>
+      </w:r>
+      <w:r>
+        <w:t xml:space="preserve"> v1.2.0)</w:t>
       </w:r>
     </w:p>
     <w:tbl>
@@ -467,12 +903,6 @@
         <w:gridCol w:w="5438"/>
       </w:tblGrid>
       <w:tr>
-        <w:tblPrEx>
-          <w:tblCellMar>
-            <w:top w:w="0" w:type="dxa"/>
-            <w:bottom w:w="0" w:type="dxa"/>
-          </w:tblCellMar>
-        </w:tblPrEx>
         <w:tc>
           <w:tcPr>
             <w:tcW w:w="1400" w:type="dxa"/>
@@ -531,7 +961,47 @@
                 <w:sz w:val="17"/>
                 <w:szCs w:val="17"/>
               </w:rPr>
-              <w:t>Thiếu ở OPD 1.1</w:t>
+              <w:t>Thi</w:t>
+            </w:r>
+            <w:r>
+              <w:rPr>
+                <w:b/>
+                <w:bCs/>
+                <w:color w:val="FFFFFF"/>
+                <w:sz w:val="17"/>
+                <w:szCs w:val="17"/>
+              </w:rPr>
+              <w:t>ế</w:t>
+            </w:r>
+            <w:r>
+              <w:rPr>
+                <w:b/>
+                <w:bCs/>
+                <w:color w:val="FFFFFF"/>
+                <w:sz w:val="17"/>
+                <w:szCs w:val="17"/>
+              </w:rPr>
+              <w:t xml:space="preserve">u </w:t>
+            </w:r>
+            <w:r>
+              <w:rPr>
+                <w:b/>
+                <w:bCs/>
+                <w:color w:val="FFFFFF"/>
+                <w:sz w:val="17"/>
+                <w:szCs w:val="17"/>
+              </w:rPr>
+              <w:t>ở</w:t>
+            </w:r>
+            <w:r>
+              <w:rPr>
+                <w:b/>
+                <w:bCs/>
+                <w:color w:val="FFFFFF"/>
+                <w:sz w:val="17"/>
+                <w:szCs w:val="17"/>
+              </w:rPr>
+              <w:t xml:space="preserve"> OPD 1.1</w:t>
             </w:r>
           </w:p>
         </w:tc>
@@ -562,18 +1032,32 @@
                 <w:sz w:val="17"/>
                 <w:szCs w:val="17"/>
               </w:rPr>
-              <w:t>Xử lý v1.2</w:t>
+              <w:t>X</w:t>
+            </w:r>
+            <w:r>
+              <w:rPr>
+                <w:b/>
+                <w:bCs/>
+                <w:color w:val="FFFFFF"/>
+                <w:sz w:val="17"/>
+                <w:szCs w:val="17"/>
+              </w:rPr>
+              <w:t>ử</w:t>
+            </w:r>
+            <w:r>
+              <w:rPr>
+                <w:b/>
+                <w:bCs/>
+                <w:color w:val="FFFFFF"/>
+                <w:sz w:val="17"/>
+                <w:szCs w:val="17"/>
+              </w:rPr>
+              <w:t xml:space="preserve"> lý v1.2</w:t>
             </w:r>
           </w:p>
         </w:tc>
       </w:tr>
       <w:tr>
-        <w:tblPrEx>
-          <w:tblCellMar>
-            <w:top w:w="0" w:type="dxa"/>
-            <w:bottom w:w="0" w:type="dxa"/>
-          </w:tblCellMar>
-        </w:tblPrEx>
         <w:tc>
           <w:tcPr>
             <w:tcW w:w="1400" w:type="dxa"/>
@@ -628,7 +1112,23 @@
                 <w:sz w:val="16"/>
                 <w:szCs w:val="16"/>
               </w:rPr>
-              <w:t>Mọi mutation như nhau; chưa Light/Heavy</w:t>
+              <w:t>M</w:t>
+            </w:r>
+            <w:r>
+              <w:rPr>
+                <w:color w:val="000000"/>
+                <w:sz w:val="16"/>
+                <w:szCs w:val="16"/>
+              </w:rPr>
+              <w:t>ọ</w:t>
+            </w:r>
+            <w:r>
+              <w:rPr>
+                <w:color w:val="000000"/>
+                <w:sz w:val="16"/>
+                <w:szCs w:val="16"/>
+              </w:rPr>
+              <w:t>i mutation như nhau; chưa Light/Heavy</w:t>
             </w:r>
           </w:p>
         </w:tc>
@@ -662,12 +1162,6 @@
         </w:tc>
       </w:tr>
       <w:tr>
-        <w:tblPrEx>
-          <w:tblCellMar>
-            <w:top w:w="0" w:type="dxa"/>
-            <w:bottom w:w="0" w:type="dxa"/>
-          </w:tblCellMar>
-        </w:tblPrEx>
         <w:tc>
           <w:tcPr>
             <w:tcW w:w="1400" w:type="dxa"/>
@@ -722,7 +1216,15 @@
                 <w:sz w:val="16"/>
                 <w:szCs w:val="16"/>
               </w:rPr>
-              <w:t>Clan Activation vs users DA_DUYET; XII ép tenant CHO_DUYET wizard mơ hồ</w:t>
+              <w:t>Clan Activation vs users DA_DUYET; XII ép tenant CHO_DUYET wizard mơ h</w:t>
+            </w:r>
+            <w:r>
+              <w:rPr>
+                <w:color w:val="000000"/>
+                <w:sz w:val="16"/>
+                <w:szCs w:val="16"/>
+              </w:rPr>
+              <w:t>ồ</w:t>
             </w:r>
           </w:p>
         </w:tc>
@@ -750,18 +1252,28 @@
                 <w:sz w:val="16"/>
                 <w:szCs w:val="16"/>
               </w:rPr>
-              <w:t>XIV.B + IX.B: Identity ≠ Tenant Activation; mã TENANT_ACTIVATION_*; không hứa full app khi USER_APPROVED</w:t>
+              <w:t>XIV.B + IX.B: Identity ≠ Tenant Activation; mã TENANT_ACTIVATION_*; không h</w:t>
+            </w:r>
+            <w:r>
+              <w:rPr>
+                <w:color w:val="000000"/>
+                <w:sz w:val="16"/>
+                <w:szCs w:val="16"/>
+              </w:rPr>
+              <w:t>ứ</w:t>
+            </w:r>
+            <w:r>
+              <w:rPr>
+                <w:color w:val="000000"/>
+                <w:sz w:val="16"/>
+                <w:szCs w:val="16"/>
+              </w:rPr>
+              <w:t>a full app khi USER_APPROVED</w:t>
             </w:r>
           </w:p>
         </w:tc>
       </w:tr>
       <w:tr>
-        <w:tblPrEx>
-          <w:tblCellMar>
-            <w:top w:w="0" w:type="dxa"/>
-            <w:bottom w:w="0" w:type="dxa"/>
-          </w:tblCellMar>
-        </w:tblPrEx>
         <w:tc>
           <w:tcPr>
             <w:tcW w:w="1400" w:type="dxa"/>
@@ -816,7 +1328,23 @@
                 <w:sz w:val="16"/>
                 <w:szCs w:val="16"/>
               </w:rPr>
-              <w:t>Notif optional/silent; TX list gộp deliveries</w:t>
+              <w:t>Notif optional/silent; TX list g</w:t>
+            </w:r>
+            <w:r>
+              <w:rPr>
+                <w:color w:val="000000"/>
+                <w:sz w:val="16"/>
+                <w:szCs w:val="16"/>
+              </w:rPr>
+              <w:t>ộ</w:t>
+            </w:r>
+            <w:r>
+              <w:rPr>
+                <w:color w:val="000000"/>
+                <w:sz w:val="16"/>
+                <w:szCs w:val="16"/>
+              </w:rPr>
+              <w:t>p deliveries</w:t>
             </w:r>
           </w:p>
         </w:tc>
@@ -850,12 +1378,6 @@
         </w:tc>
       </w:tr>
       <w:tr>
-        <w:tblPrEx>
-          <w:tblCellMar>
-            <w:top w:w="0" w:type="dxa"/>
-            <w:bottom w:w="0" w:type="dxa"/>
-          </w:tblCellMar>
-        </w:tblPrEx>
         <w:tc>
           <w:tcPr>
             <w:tcW w:w="1400" w:type="dxa"/>
@@ -910,7 +1432,23 @@
                 <w:sz w:val="16"/>
                 <w:szCs w:val="16"/>
               </w:rPr>
-              <w:t>Chỉ CLAN_ADMIN; chưa on_behalf_of</w:t>
+              <w:t>Ch</w:t>
+            </w:r>
+            <w:r>
+              <w:rPr>
+                <w:color w:val="000000"/>
+                <w:sz w:val="16"/>
+                <w:szCs w:val="16"/>
+              </w:rPr>
+              <w:t>ỉ</w:t>
+            </w:r>
+            <w:r>
+              <w:rPr>
+                <w:color w:val="000000"/>
+                <w:sz w:val="16"/>
+                <w:szCs w:val="16"/>
+              </w:rPr>
+              <w:t xml:space="preserve"> CLAN_ADMIN; chưa on_behalf_of</w:t>
             </w:r>
           </w:p>
         </w:tc>
@@ -944,12 +1482,6 @@
         </w:tc>
       </w:tr>
       <w:tr>
-        <w:tblPrEx>
-          <w:tblCellMar>
-            <w:top w:w="0" w:type="dxa"/>
-            <w:bottom w:w="0" w:type="dxa"/>
-          </w:tblCellMar>
-        </w:tblPrEx>
         <w:tc>
           <w:tcPr>
             <w:tcW w:w="1400" w:type="dxa"/>
@@ -1004,7 +1536,23 @@
                 <w:sz w:val="16"/>
                 <w:szCs w:val="16"/>
               </w:rPr>
-              <w:t>BusinessError OPD; chưa dual-contract với auth codes</w:t>
+              <w:t>BusinessError OPD; chưa dual-contract v</w:t>
+            </w:r>
+            <w:r>
+              <w:rPr>
+                <w:color w:val="000000"/>
+                <w:sz w:val="16"/>
+                <w:szCs w:val="16"/>
+              </w:rPr>
+              <w:t>ớ</w:t>
+            </w:r>
+            <w:r>
+              <w:rPr>
+                <w:color w:val="000000"/>
+                <w:sz w:val="16"/>
+                <w:szCs w:val="16"/>
+              </w:rPr>
+              <w:t>i auth codes</w:t>
             </w:r>
           </w:p>
         </w:tc>
@@ -1032,18 +1580,68 @@
                 <w:sz w:val="16"/>
                 <w:szCs w:val="16"/>
               </w:rPr>
-              <w:t>Bảng code ổn định + shape SEC; 423 workflow giữ</w:t>
+              <w:t>B</w:t>
+            </w:r>
+            <w:r>
+              <w:rPr>
+                <w:color w:val="000000"/>
+                <w:sz w:val="16"/>
+                <w:szCs w:val="16"/>
+              </w:rPr>
+              <w:t>ả</w:t>
+            </w:r>
+            <w:r>
+              <w:rPr>
+                <w:color w:val="000000"/>
+                <w:sz w:val="16"/>
+                <w:szCs w:val="16"/>
+              </w:rPr>
+              <w:t xml:space="preserve">ng code </w:t>
+            </w:r>
+            <w:r>
+              <w:rPr>
+                <w:color w:val="000000"/>
+                <w:sz w:val="16"/>
+                <w:szCs w:val="16"/>
+              </w:rPr>
+              <w:t>ổ</w:t>
+            </w:r>
+            <w:r>
+              <w:rPr>
+                <w:color w:val="000000"/>
+                <w:sz w:val="16"/>
+                <w:szCs w:val="16"/>
+              </w:rPr>
+              <w:t>n đ</w:t>
+            </w:r>
+            <w:r>
+              <w:rPr>
+                <w:color w:val="000000"/>
+                <w:sz w:val="16"/>
+                <w:szCs w:val="16"/>
+              </w:rPr>
+              <w:t>ị</w:t>
+            </w:r>
+            <w:r>
+              <w:rPr>
+                <w:color w:val="000000"/>
+                <w:sz w:val="16"/>
+                <w:szCs w:val="16"/>
+              </w:rPr>
+              <w:t>nh + shape SEC; 423 workflow gi</w:t>
+            </w:r>
+            <w:r>
+              <w:rPr>
+                <w:color w:val="000000"/>
+                <w:sz w:val="16"/>
+                <w:szCs w:val="16"/>
+              </w:rPr>
+              <w:t>ữ</w:t>
             </w:r>
           </w:p>
         </w:tc>
       </w:tr>
       <w:tr>
-        <w:tblPrEx>
-          <w:tblCellMar>
-            <w:top w:w="0" w:type="dxa"/>
-            <w:bottom w:w="0" w:type="dxa"/>
-          </w:tblCellMar>
-        </w:tblPrEx>
         <w:tc>
           <w:tcPr>
             <w:tcW w:w="1400" w:type="dxa"/>
@@ -1098,7 +1696,71 @@
                 <w:sz w:val="16"/>
                 <w:szCs w:val="16"/>
               </w:rPr>
-              <w:t>Middleware gộp status; chưa bắt buộc shared gates trước L5</w:t>
+              <w:t>Middleware g</w:t>
+            </w:r>
+            <w:r>
+              <w:rPr>
+                <w:color w:val="000000"/>
+                <w:sz w:val="16"/>
+                <w:szCs w:val="16"/>
+              </w:rPr>
+              <w:t>ộ</w:t>
+            </w:r>
+            <w:r>
+              <w:rPr>
+                <w:color w:val="000000"/>
+                <w:sz w:val="16"/>
+                <w:szCs w:val="16"/>
+              </w:rPr>
+              <w:t>p status; chưa b</w:t>
+            </w:r>
+            <w:r>
+              <w:rPr>
+                <w:color w:val="000000"/>
+                <w:sz w:val="16"/>
+                <w:szCs w:val="16"/>
+              </w:rPr>
+              <w:t>ắ</w:t>
+            </w:r>
+            <w:r>
+              <w:rPr>
+                <w:color w:val="000000"/>
+                <w:sz w:val="16"/>
+                <w:szCs w:val="16"/>
+              </w:rPr>
+              <w:t>t bu</w:t>
+            </w:r>
+            <w:r>
+              <w:rPr>
+                <w:color w:val="000000"/>
+                <w:sz w:val="16"/>
+                <w:szCs w:val="16"/>
+              </w:rPr>
+              <w:t>ộ</w:t>
+            </w:r>
+            <w:r>
+              <w:rPr>
+                <w:color w:val="000000"/>
+                <w:sz w:val="16"/>
+                <w:szCs w:val="16"/>
+              </w:rPr>
+              <w:t>c shared gates trư</w:t>
+            </w:r>
+            <w:r>
+              <w:rPr>
+                <w:color w:val="000000"/>
+                <w:sz w:val="16"/>
+                <w:szCs w:val="16"/>
+              </w:rPr>
+              <w:t>ớ</w:t>
+            </w:r>
+            <w:r>
+              <w:rPr>
+                <w:color w:val="000000"/>
+                <w:sz w:val="16"/>
+                <w:szCs w:val="16"/>
+              </w:rPr>
+              <w:t>c L5</w:t>
             </w:r>
           </w:p>
         </w:tc>
@@ -1137,7 +1799,19 @@
         <w:pStyle w:val="Heading1"/>
       </w:pPr>
       <w:r>
-        <w:t>I. Mục tiêu kiến trúc</w:t>
+        <w:t>I. M</w:t>
+      </w:r>
+      <w:r>
+        <w:t>ụ</w:t>
+      </w:r>
+      <w:r>
+        <w:t>c tiêu ki</w:t>
+      </w:r>
+      <w:r>
+        <w:t>ế</w:t>
+      </w:r>
+      <w:r>
+        <w:t>n trúc</w:t>
       </w:r>
     </w:p>
     <w:p>
@@ -1145,7 +1819,31 @@
         <w:spacing w:after="120"/>
       </w:pPr>
       <w:r>
-        <w:t>Onboarding là Business Process kéo dài, không chỉ điền form. Chuỗi: profile → Member DU_BI → Provisional Branch → Submit → Review → Approve → Merge → CHINH_THUC + nâng users.role (Member) hoặc Clan Activation (Clan).</w:t>
+        <w:t>Onboarding là Business Process kéo dài, không ch</w:t>
+      </w:r>
+      <w:r>
+        <w:t>ỉ</w:t>
+      </w:r>
+      <w:r>
+        <w:t xml:space="preserve"> đi</w:t>
+      </w:r>
+      <w:r>
+        <w:t>ề</w:t>
+      </w:r>
+      <w:r>
+        <w:t>n form. Chu</w:t>
+      </w:r>
+      <w:r>
+        <w:t>ỗ</w:t>
+      </w:r>
+      <w:r>
+        <w:t>i: profile → Member DU_BI → Provisional Branch → Submit → Review → Approve → Merge → CHINH_THUC + nâng users.role (Member) ho</w:t>
+      </w:r>
+      <w:r>
+        <w:t>ặ</w:t>
+      </w:r>
+      <w:r>
+        <w:t>c Clan Activation (Clan).</w:t>
       </w:r>
     </w:p>
     <w:p>
@@ -1153,7 +1851,19 @@
         <w:spacing w:after="120"/>
       </w:pPr>
       <w:r>
-        <w:t>Aggregate Root: onboarding_cases. Không suy workflow chỉ từ members.status.</w:t>
+        <w:t>Aggregate Root: onboarding_cases. Không suy workflow ch</w:t>
+      </w:r>
+      <w:r>
+        <w:t>ỉ</w:t>
+      </w:r>
+      <w:r>
+        <w:t xml:space="preserve"> t</w:t>
+      </w:r>
+      <w:r>
+        <w:t>ừ</w:t>
+      </w:r>
+      <w:r>
+        <w:t xml:space="preserve"> members.status.</w:t>
       </w:r>
     </w:p>
     <w:p>
@@ -1166,7 +1876,63 @@
           <w:bCs/>
         </w:rPr>
         <w:lastRenderedPageBreak/>
-        <w:t>v1.2 bổ sung: Onboarding chạy trên nền EGAL-SEC (L0–L4 + L7) trước khi áp L5 state machine.</w:t>
+        <w:t>v1.2 b</w:t>
+      </w:r>
+      <w:r>
+        <w:rPr>
+          <w:b/>
+          <w:bCs/>
+        </w:rPr>
+        <w:t>ổ</w:t>
+      </w:r>
+      <w:r>
+        <w:rPr>
+          <w:b/>
+          <w:bCs/>
+        </w:rPr>
+        <w:t xml:space="preserve"> sung: Onboarding ch</w:t>
+      </w:r>
+      <w:r>
+        <w:rPr>
+          <w:b/>
+          <w:bCs/>
+        </w:rPr>
+        <w:t>ạ</w:t>
+      </w:r>
+      <w:r>
+        <w:rPr>
+          <w:b/>
+          <w:bCs/>
+        </w:rPr>
+        <w:t>y trên n</w:t>
+      </w:r>
+      <w:r>
+        <w:rPr>
+          <w:b/>
+          <w:bCs/>
+        </w:rPr>
+        <w:t>ề</w:t>
+      </w:r>
+      <w:r>
+        <w:rPr>
+          <w:b/>
+          <w:bCs/>
+        </w:rPr>
+        <w:t>n EGAL-SEC (L0–L4 + L7) trư</w:t>
+      </w:r>
+      <w:r>
+        <w:rPr>
+          <w:b/>
+          <w:bCs/>
+        </w:rPr>
+        <w:t>ớ</w:t>
+      </w:r>
+      <w:r>
+        <w:rPr>
+          <w:b/>
+          <w:bCs/>
+        </w:rPr>
+        <w:t>c khi áp L5 state machine.</w:t>
       </w:r>
     </w:p>
     <w:p>
@@ -1174,7 +1940,19 @@
         <w:pStyle w:val="Heading1"/>
       </w:pPr>
       <w:r>
-        <w:t>II. Các thực thể chính</w:t>
+        <w:t>II. Các th</w:t>
+      </w:r>
+      <w:r>
+        <w:t>ự</w:t>
+      </w:r>
+      <w:r>
+        <w:t>c th</w:t>
+      </w:r>
+      <w:r>
+        <w:t>ể</w:t>
+      </w:r>
+      <w:r>
+        <w:t xml:space="preserve"> chính</w:t>
       </w:r>
     </w:p>
     <w:tbl>
@@ -1200,12 +1978,6 @@
         <w:gridCol w:w="4638"/>
       </w:tblGrid>
       <w:tr>
-        <w:tblPrEx>
-          <w:tblCellMar>
-            <w:top w:w="0" w:type="dxa"/>
-            <w:bottom w:w="0" w:type="dxa"/>
-          </w:tblCellMar>
-        </w:tblPrEx>
         <w:tc>
           <w:tcPr>
             <w:tcW w:w="2200" w:type="dxa"/>
@@ -1233,7 +2005,37 @@
                 <w:sz w:val="17"/>
                 <w:szCs w:val="17"/>
               </w:rPr>
-              <w:t>Thực thể</w:t>
+              <w:t>Th</w:t>
+            </w:r>
+            <w:r>
+              <w:rPr>
+                <w:b/>
+                <w:bCs/>
+                <w:color w:val="FFFFFF"/>
+                <w:sz w:val="17"/>
+                <w:szCs w:val="17"/>
+              </w:rPr>
+              <w:t>ự</w:t>
+            </w:r>
+            <w:r>
+              <w:rPr>
+                <w:b/>
+                <w:bCs/>
+                <w:color w:val="FFFFFF"/>
+                <w:sz w:val="17"/>
+                <w:szCs w:val="17"/>
+              </w:rPr>
+              <w:t>c th</w:t>
+            </w:r>
+            <w:r>
+              <w:rPr>
+                <w:b/>
+                <w:bCs/>
+                <w:color w:val="FFFFFF"/>
+                <w:sz w:val="17"/>
+                <w:szCs w:val="17"/>
+              </w:rPr>
+              <w:t>ể</w:t>
             </w:r>
           </w:p>
         </w:tc>
@@ -1295,18 +2097,32 @@
                 <w:sz w:val="17"/>
                 <w:szCs w:val="17"/>
               </w:rPr>
-              <w:t>Lớp</w:t>
+              <w:t>L</w:t>
+            </w:r>
+            <w:r>
+              <w:rPr>
+                <w:b/>
+                <w:bCs/>
+                <w:color w:val="FFFFFF"/>
+                <w:sz w:val="17"/>
+                <w:szCs w:val="17"/>
+              </w:rPr>
+              <w:t>ớ</w:t>
+            </w:r>
+            <w:r>
+              <w:rPr>
+                <w:b/>
+                <w:bCs/>
+                <w:color w:val="FFFFFF"/>
+                <w:sz w:val="17"/>
+                <w:szCs w:val="17"/>
+              </w:rPr>
+              <w:t>p</w:t>
             </w:r>
           </w:p>
         </w:tc>
       </w:tr>
       <w:tr>
-        <w:tblPrEx>
-          <w:tblCellMar>
-            <w:top w:w="0" w:type="dxa"/>
-            <w:bottom w:w="0" w:type="dxa"/>
-          </w:tblCellMar>
-        </w:tblPrEx>
         <w:tc>
           <w:tcPr>
             <w:tcW w:w="2200" w:type="dxa"/>
@@ -1395,12 +2211,6 @@
         </w:tc>
       </w:tr>
       <w:tr>
-        <w:tblPrEx>
-          <w:tblCellMar>
-            <w:top w:w="0" w:type="dxa"/>
-            <w:bottom w:w="0" w:type="dxa"/>
-          </w:tblCellMar>
-        </w:tblPrEx>
         <w:tc>
           <w:tcPr>
             <w:tcW w:w="2200" w:type="dxa"/>
@@ -1455,7 +2265,15 @@
                 <w:sz w:val="17"/>
                 <w:szCs w:val="17"/>
               </w:rPr>
-              <w:t>Không gian dòng họ</w:t>
+              <w:t>Không gian dòng h</w:t>
+            </w:r>
+            <w:r>
+              <w:rPr>
+                <w:color w:val="000000"/>
+                <w:sz w:val="17"/>
+                <w:szCs w:val="17"/>
+              </w:rPr>
+              <w:t>ọ</w:t>
             </w:r>
           </w:p>
         </w:tc>
@@ -1489,12 +2307,6 @@
         </w:tc>
       </w:tr>
       <w:tr>
-        <w:tblPrEx>
-          <w:tblCellMar>
-            <w:top w:w="0" w:type="dxa"/>
-            <w:bottom w:w="0" w:type="dxa"/>
-          </w:tblCellMar>
-        </w:tblPrEx>
         <w:tc>
           <w:tcPr>
             <w:tcW w:w="2200" w:type="dxa"/>
@@ -1549,7 +2361,23 @@
                 <w:sz w:val="17"/>
                 <w:szCs w:val="17"/>
               </w:rPr>
-              <w:t>Gia phả / nhánh</w:t>
+              <w:t>Gia ph</w:t>
+            </w:r>
+            <w:r>
+              <w:rPr>
+                <w:color w:val="000000"/>
+                <w:sz w:val="17"/>
+                <w:szCs w:val="17"/>
+              </w:rPr>
+              <w:t>ả</w:t>
+            </w:r>
+            <w:r>
+              <w:rPr>
+                <w:color w:val="000000"/>
+                <w:sz w:val="17"/>
+                <w:szCs w:val="17"/>
+              </w:rPr>
+              <w:t xml:space="preserve"> / nhánh</w:t>
             </w:r>
           </w:p>
         </w:tc>
@@ -1583,12 +2411,6 @@
         </w:tc>
       </w:tr>
       <w:tr>
-        <w:tblPrEx>
-          <w:tblCellMar>
-            <w:top w:w="0" w:type="dxa"/>
-            <w:bottom w:w="0" w:type="dxa"/>
-          </w:tblCellMar>
-        </w:tblPrEx>
         <w:tc>
           <w:tcPr>
             <w:tcW w:w="2200" w:type="dxa"/>
@@ -1680,12 +2502,6 @@
         </w:tc>
       </w:tr>
       <w:tr>
-        <w:tblPrEx>
-          <w:tblCellMar>
-            <w:top w:w="0" w:type="dxa"/>
-            <w:bottom w:w="0" w:type="dxa"/>
-          </w:tblCellMar>
-        </w:tblPrEx>
         <w:tc>
           <w:tcPr>
             <w:tcW w:w="2200" w:type="dxa"/>
@@ -1774,12 +2590,6 @@
         </w:tc>
       </w:tr>
       <w:tr>
-        <w:tblPrEx>
-          <w:tblCellMar>
-            <w:top w:w="0" w:type="dxa"/>
-            <w:bottom w:w="0" w:type="dxa"/>
-          </w:tblCellMar>
-        </w:tblPrEx>
         <w:tc>
           <w:tcPr>
             <w:tcW w:w="2200" w:type="dxa"/>
@@ -1836,7 +2646,31 @@
                 <w:sz w:val="17"/>
                 <w:szCs w:val="17"/>
               </w:rPr>
-              <w:t>Ủy quyền thao tác</w:t>
+              <w:t>Ủ</w:t>
+            </w:r>
+            <w:r>
+              <w:rPr>
+                <w:color w:val="000000"/>
+                <w:sz w:val="17"/>
+                <w:szCs w:val="17"/>
+              </w:rPr>
+              <w:t>y quy</w:t>
+            </w:r>
+            <w:r>
+              <w:rPr>
+                <w:color w:val="000000"/>
+                <w:sz w:val="17"/>
+                <w:szCs w:val="17"/>
+              </w:rPr>
+              <w:t>ề</w:t>
+            </w:r>
+            <w:r>
+              <w:rPr>
+                <w:color w:val="000000"/>
+                <w:sz w:val="17"/>
+                <w:szCs w:val="17"/>
+              </w:rPr>
+              <w:t>n thao tác</w:t>
             </w:r>
           </w:p>
         </w:tc>
@@ -1876,7 +2710,19 @@
         <w:pStyle w:val="Heading1"/>
       </w:pPr>
       <w:r>
-        <w:t>III. Phân lớp trạng thái</w:t>
+        <w:t>III. Phân l</w:t>
+      </w:r>
+      <w:r>
+        <w:t>ớ</w:t>
+      </w:r>
+      <w:r>
+        <w:t>p tr</w:t>
+      </w:r>
+      <w:r>
+        <w:t>ạ</w:t>
+      </w:r>
+      <w:r>
+        <w:t>ng thái</w:t>
       </w:r>
     </w:p>
     <w:p>
@@ -1884,7 +2730,43 @@
         <w:spacing w:after="120"/>
       </w:pPr>
       <w:r>
-        <w:t>Giữ tuyệt đối 4 lớp OPD + tuân thủ SEC S3. users/tenants = an ninh &amp; lifecycle không gian; không trộn vào onboarding_cases.status.</w:t>
+        <w:t>Gi</w:t>
+      </w:r>
+      <w:r>
+        <w:t>ữ</w:t>
+      </w:r>
+      <w:r>
+        <w:t xml:space="preserve"> tuy</w:t>
+      </w:r>
+      <w:r>
+        <w:t>ệ</w:t>
+      </w:r>
+      <w:r>
+        <w:t>t đ</w:t>
+      </w:r>
+      <w:r>
+        <w:t>ố</w:t>
+      </w:r>
+      <w:r>
+        <w:t>i 4 l</w:t>
+      </w:r>
+      <w:r>
+        <w:t>ớ</w:t>
+      </w:r>
+      <w:r>
+        <w:t>p OPD + tuân th</w:t>
+      </w:r>
+      <w:r>
+        <w:t>ủ</w:t>
+      </w:r>
+      <w:r>
+        <w:t xml:space="preserve"> SEC S3. users/tenants = an ninh &amp; lifecycle không gian; không tr</w:t>
+      </w:r>
+      <w:r>
+        <w:t>ộ</w:t>
+      </w:r>
+      <w:r>
+        <w:t>n vào onboarding_cases.status.</w:t>
       </w:r>
     </w:p>
     <w:p>
@@ -1900,7 +2782,37 @@
         <w:spacing w:after="120"/>
       </w:pPr>
       <w:r>
-        <w:t>Xử lý tại SEC L2/L3 (accountGate / tenantGate) — trước L5. Xem EGAL-SEC Mục V ma trận login (DA_DUYET × CHO_DUYET/CHO_KICH_HOAT/HOAT_DONG).</w:t>
+        <w:t>X</w:t>
+      </w:r>
+      <w:r>
+        <w:t>ử</w:t>
+      </w:r>
+      <w:r>
+        <w:t xml:space="preserve"> lý t</w:t>
+      </w:r>
+      <w:r>
+        <w:t>ạ</w:t>
+      </w:r>
+      <w:r>
+        <w:t>i SEC L2/L3 (accountGate / tenantGate) — trư</w:t>
+      </w:r>
+      <w:r>
+        <w:t>ớ</w:t>
+      </w:r>
+      <w:r>
+        <w:t>c L5. Xem EGAL-SEC M</w:t>
+      </w:r>
+      <w:r>
+        <w:t>ụ</w:t>
+      </w:r>
+      <w:r>
+        <w:t>c V ma tr</w:t>
+      </w:r>
+      <w:r>
+        <w:t>ậ</w:t>
+      </w:r>
+      <w:r>
+        <w:t>n login (DA_DUYET × CHO_DUYET/CHO_KICH_HOAT/HOAT_DONG).</w:t>
       </w:r>
     </w:p>
     <w:p>
@@ -1916,7 +2828,37 @@
         <w:spacing w:after="120"/>
       </w:pPr>
       <w:r>
-        <w:t>DU_BI | CHINH_THUC — chỉ đổi CHINH_THUC khi merge thành công (hoặc Clan path tạo chính thức).</w:t>
+        <w:t>DU_BI | CHINH_THUC — ch</w:t>
+      </w:r>
+      <w:r>
+        <w:t>ỉ</w:t>
+      </w:r>
+      <w:r>
+        <w:t xml:space="preserve"> đ</w:t>
+      </w:r>
+      <w:r>
+        <w:t>ổ</w:t>
+      </w:r>
+      <w:r>
+        <w:t>i CHINH_THUC khi merge thành công (ho</w:t>
+      </w:r>
+      <w:r>
+        <w:t>ặ</w:t>
+      </w:r>
+      <w:r>
+        <w:t>c Clan path t</w:t>
+      </w:r>
+      <w:r>
+        <w:t>ạ</w:t>
+      </w:r>
+      <w:r>
+        <w:t>o chính th</w:t>
+      </w:r>
+      <w:r>
+        <w:t>ứ</w:t>
+      </w:r>
+      <w:r>
+        <w:t>c).</w:t>
       </w:r>
     </w:p>
     <w:p>
@@ -1940,7 +2882,13 @@
         <w:pStyle w:val="Heading3"/>
       </w:pPr>
       <w:r>
-        <w:t>onboarding_cases.status (v1.1 giữ nguyên)</w:t>
+        <w:t>onboarding_cases.status (v1.1 gi</w:t>
+      </w:r>
+      <w:r>
+        <w:t>ữ</w:t>
+      </w:r>
+      <w:r>
+        <w:t xml:space="preserve"> nguyên)</w:t>
       </w:r>
     </w:p>
     <w:p>
@@ -2008,7 +2956,16 @@
         <w:pStyle w:val="Heading1"/>
       </w:pPr>
       <w:r>
-        <w:t>IV. Branch dự bị</w:t>
+        <w:t>IV. Branch d</w:t>
+      </w:r>
+      <w:r>
+        <w:t>ự</w:t>
+      </w:r>
+      <w:r>
+        <w:t xml:space="preserve"> b</w:t>
+      </w:r>
+      <w:r>
+        <w:t>ị</w:t>
       </w:r>
     </w:p>
     <w:p>
@@ -2016,7 +2973,61 @@
         <w:spacing w:after="120"/>
       </w:pPr>
       <w:r>
-        <w:t>User chỉ tạo Provisional/Unlinked Branch. Phase 6B: 1 case ↔ 1 primary_branch. Admin (hoặc grantee được ủy quyền scope ONBOARDING_REVIEW / TREE_MERGE) quyết định vị trí ghép.</w:t>
+        <w:t>User ch</w:t>
+      </w:r>
+      <w:r>
+        <w:t>ỉ</w:t>
+      </w:r>
+      <w:r>
+        <w:t xml:space="preserve"> t</w:t>
+      </w:r>
+      <w:r>
+        <w:t>ạ</w:t>
+      </w:r>
+      <w:r>
+        <w:t>o Provisional/Unlinked Branch. Phase 6B: 1 case ↔ 1 primary_branch. Admin (ho</w:t>
+      </w:r>
+      <w:r>
+        <w:t>ặ</w:t>
+      </w:r>
+      <w:r>
+        <w:t>c grantee đư</w:t>
+      </w:r>
+      <w:r>
+        <w:t>ợ</w:t>
+      </w:r>
+      <w:r>
+        <w:t xml:space="preserve">c </w:t>
+      </w:r>
+      <w:r>
+        <w:t>ủ</w:t>
+      </w:r>
+      <w:r>
+        <w:t>y quy</w:t>
+      </w:r>
+      <w:r>
+        <w:t>ề</w:t>
+      </w:r>
+      <w:r>
+        <w:t>n scope ONBOARDING_REVIEW / TREE_MERGE) quy</w:t>
+      </w:r>
+      <w:r>
+        <w:t>ế</w:t>
+      </w:r>
+      <w:r>
+        <w:t>t đ</w:t>
+      </w:r>
+      <w:r>
+        <w:t>ị</w:t>
+      </w:r>
+      <w:r>
+        <w:t>nh v</w:t>
+      </w:r>
+      <w:r>
+        <w:t>ị</w:t>
+      </w:r>
+      <w:r>
+        <w:t xml:space="preserve"> trí ghép.</w:t>
       </w:r>
     </w:p>
     <w:p>
@@ -2047,7 +3058,13 @@
         <w:spacing w:after="120"/>
       </w:pPr>
       <w:r>
-        <w:t>Giữ schema v1.1 (id, correlation_id, case_type, status, user_id, tenant_id, primary_*, timestamps, review fields, metadata, version, soft delete, indexes composite).</w:t>
+        <w:t>Gi</w:t>
+      </w:r>
+      <w:r>
+        <w:t>ữ</w:t>
+      </w:r>
+      <w:r>
+        <w:t xml:space="preserve"> schema v1.1 (id, correlation_id, case_type, status, user_id, tenant_id, primary_*, timestamps, review fields, metadata, version, soft delete, indexes composite).</w:t>
       </w:r>
     </w:p>
     <w:p>
@@ -2060,7 +3077,19 @@
         <w:spacing w:after="80"/>
       </w:pPr>
       <w:r>
-        <w:t>version: optimistic lock — bắt buộc trên MERGING/merge retry (SEC Heavy path).</w:t>
+        <w:t>version: optimistic lock — b</w:t>
+      </w:r>
+      <w:r>
+        <w:t>ắ</w:t>
+      </w:r>
+      <w:r>
+        <w:t>t bu</w:t>
+      </w:r>
+      <w:r>
+        <w:t>ộ</w:t>
+      </w:r>
+      <w:r>
+        <w:t>c trên MERGING/merge retry (SEC Heavy path).</w:t>
       </w:r>
     </w:p>
     <w:p>
@@ -2073,7 +3102,25 @@
         <w:spacing w:after="80"/>
       </w:pPr>
       <w:r>
-        <w:t>tenant_id: bắt buộc verify same-tenant trên mọi admin action (SEC S4).</w:t>
+        <w:t>tenant_id: b</w:t>
+      </w:r>
+      <w:r>
+        <w:t>ắ</w:t>
+      </w:r>
+      <w:r>
+        <w:t>t bu</w:t>
+      </w:r>
+      <w:r>
+        <w:t>ộ</w:t>
+      </w:r>
+      <w:r>
+        <w:t>c verify same-tenant trên m</w:t>
+      </w:r>
+      <w:r>
+        <w:t>ọ</w:t>
+      </w:r>
+      <w:r>
+        <w:t>i admin action (SEC S4).</w:t>
       </w:r>
     </w:p>
     <w:p>
@@ -2106,7 +3153,25 @@
         <w:spacing w:after="120"/>
       </w:pPr>
       <w:r>
-        <w:t>Process types giữ v1.1 (ONBOARDING_* + CLAN_ONBOARDING_*). Snapshot: context (IDs + optional on_behalf_of) / payload (biến động).</w:t>
+        <w:t>Process types gi</w:t>
+      </w:r>
+      <w:r>
+        <w:t>ữ</w:t>
+      </w:r>
+      <w:r>
+        <w:t xml:space="preserve"> v1.1 (ONBOARDING_* + CLAN_ONBOARDING_*). Snapshot: context (IDs + optional on_behalf_of) / payload (bi</w:t>
+      </w:r>
+      <w:r>
+        <w:t>ế</w:t>
+      </w:r>
+      <w:r>
+        <w:t>n đ</w:t>
+      </w:r>
+      <w:r>
+        <w:t>ộ</w:t>
+      </w:r>
+      <w:r>
+        <w:t>ng).</w:t>
       </w:r>
     </w:p>
     <w:p>
@@ -2126,7 +3191,43 @@
         <w:spacing w:after="120"/>
       </w:pPr>
       <w:r>
-        <w:t>Enum 3 lớp đồng bộ; logger từ chối process_type lạ.</w:t>
+        <w:t>Enum 3 l</w:t>
+      </w:r>
+      <w:r>
+        <w:t>ớ</w:t>
+      </w:r>
+      <w:r>
+        <w:t>p đ</w:t>
+      </w:r>
+      <w:r>
+        <w:t>ồ</w:t>
+      </w:r>
+      <w:r>
+        <w:t>ng b</w:t>
+      </w:r>
+      <w:r>
+        <w:t>ộ</w:t>
+      </w:r>
+      <w:r>
+        <w:t>; logger t</w:t>
+      </w:r>
+      <w:r>
+        <w:t>ừ</w:t>
+      </w:r>
+      <w:r>
+        <w:t xml:space="preserve"> ch</w:t>
+      </w:r>
+      <w:r>
+        <w:t>ố</w:t>
+      </w:r>
+      <w:r>
+        <w:t>i process_type l</w:t>
+      </w:r>
+      <w:r>
+        <w:t>ạ</w:t>
+      </w:r>
+      <w:r>
+        <w:t>.</w:t>
       </w:r>
     </w:p>
     <w:p>
@@ -2142,7 +3243,19 @@
         <w:spacing w:after="120"/>
       </w:pPr>
       <w:r>
-        <w:t>Giữ notifications + recipients + deliveries. Thêm quy tắc criticality:</w:t>
+        <w:t>Gi</w:t>
+      </w:r>
+      <w:r>
+        <w:t>ữ</w:t>
+      </w:r>
+      <w:r>
+        <w:t xml:space="preserve"> notifications + recipients + deliveries. Thêm quy t</w:t>
+      </w:r>
+      <w:r>
+        <w:t>ắ</w:t>
+      </w:r>
+      <w:r>
+        <w:t>c criticality:</w:t>
       </w:r>
     </w:p>
     <w:tbl>
@@ -2168,12 +3281,6 @@
         <w:gridCol w:w="3238"/>
       </w:tblGrid>
       <w:tr>
-        <w:tblPrEx>
-          <w:tblCellMar>
-            <w:top w:w="0" w:type="dxa"/>
-            <w:bottom w:w="0" w:type="dxa"/>
-          </w:tblCellMar>
-        </w:tblPrEx>
         <w:tc>
           <w:tcPr>
             <w:tcW w:w="3200" w:type="dxa"/>
@@ -2269,12 +3376,6 @@
         </w:tc>
       </w:tr>
       <w:tr>
-        <w:tblPrEx>
-          <w:tblCellMar>
-            <w:top w:w="0" w:type="dxa"/>
-            <w:bottom w:w="0" w:type="dxa"/>
-          </w:tblCellMar>
-        </w:tblPrEx>
         <w:tc>
           <w:tcPr>
             <w:tcW w:w="3200" w:type="dxa"/>
@@ -2371,7 +3472,31 @@
         <w:spacing w:after="80"/>
       </w:pPr>
       <w:r>
-        <w:t>Critical: insert outbox hoặc notifications status=PENDING trong cùng TX với đổi case/user — worker gửi deliveries sau (SEC S7).</w:t>
+        <w:t>Critical: insert outbox ho</w:t>
+      </w:r>
+      <w:r>
+        <w:t>ặ</w:t>
+      </w:r>
+      <w:r>
+        <w:t>c notifications status=PENDING trong cùng TX v</w:t>
+      </w:r>
+      <w:r>
+        <w:t>ớ</w:t>
+      </w:r>
+      <w:r>
+        <w:t>i đ</w:t>
+      </w:r>
+      <w:r>
+        <w:t>ổ</w:t>
+      </w:r>
+      <w:r>
+        <w:t>i case/user — worker g</w:t>
+      </w:r>
+      <w:r>
+        <w:t>ử</w:t>
+      </w:r>
+      <w:r>
+        <w:t>i deliveries sau (SEC S7).</w:t>
       </w:r>
     </w:p>
     <w:p>
@@ -2384,7 +3509,25 @@
         <w:spacing w:after="80"/>
       </w:pPr>
       <w:r>
-        <w:t>Cấm: commit APPROVED/MERGED rồi try/catch nuốt create notification.</w:t>
+        <w:t>C</w:t>
+      </w:r>
+      <w:r>
+        <w:t>ấ</w:t>
+      </w:r>
+      <w:r>
+        <w:t>m: commit APPROVED/MERGED r</w:t>
+      </w:r>
+      <w:r>
+        <w:t>ồ</w:t>
+      </w:r>
+      <w:r>
+        <w:t>i try/catch nu</w:t>
+      </w:r>
+      <w:r>
+        <w:t>ố</w:t>
+      </w:r>
+      <w:r>
+        <w:t>t create notification.</w:t>
       </w:r>
     </w:p>
     <w:p>
@@ -2397,7 +3540,19 @@
         <w:spacing w:after="80"/>
       </w:pPr>
       <w:r>
-        <w:t>notification_deliveries không block TX nghiệp vụ.</w:t>
+        <w:t>notification_deliveries không block TX nghi</w:t>
+      </w:r>
+      <w:r>
+        <w:t>ệ</w:t>
+      </w:r>
+      <w:r>
+        <w:t>p v</w:t>
+      </w:r>
+      <w:r>
+        <w:t>ụ</w:t>
+      </w:r>
+      <w:r>
+        <w:t>.</w:t>
       </w:r>
     </w:p>
     <w:p>
@@ -2410,7 +3565,25 @@
         <w:spacing w:after="80"/>
       </w:pPr>
       <w:r>
-        <w:t>Nội dung USER_APPROVED (identity) ≠ hứa full app nếu tenant chưa HOAT_DONG (SEC B) — Clan path dùng CLAN_ACTIVATION_* / TENANT_*.</w:t>
+        <w:t>N</w:t>
+      </w:r>
+      <w:r>
+        <w:t>ộ</w:t>
+      </w:r>
+      <w:r>
+        <w:t>i dung USER_APPROVED (identity) ≠ h</w:t>
+      </w:r>
+      <w:r>
+        <w:t>ứ</w:t>
+      </w:r>
+      <w:r>
+        <w:t>a full app n</w:t>
+      </w:r>
+      <w:r>
+        <w:t>ế</w:t>
+      </w:r>
+      <w:r>
+        <w:t>u tenant chưa HOAT_DONG (SEC B) — Clan path dùng CLAN_ACTIVATION_* / TENANT_*.</w:t>
       </w:r>
     </w:p>
     <w:p>
@@ -2418,7 +3591,13 @@
         <w:pStyle w:val="Heading1"/>
       </w:pPr>
       <w:r>
-        <w:t>IX. Data Flow chuẩn</w:t>
+        <w:t>IX. Data Flow chu</w:t>
+      </w:r>
+      <w:r>
+        <w:t>ẩ</w:t>
+      </w:r>
+      <w:r>
+        <w:t>n</w:t>
       </w:r>
     </w:p>
     <w:p>
@@ -2426,7 +3605,19 @@
         <w:pStyle w:val="Heading2"/>
       </w:pPr>
       <w:r>
-        <w:t>A. Member Onboarding (L5) — giữ v1.1, gắn SEC track</w:t>
+        <w:t>A. Member Onboarding (L5) — gi</w:t>
+      </w:r>
+      <w:r>
+        <w:t>ữ</w:t>
+      </w:r>
+      <w:r>
+        <w:t xml:space="preserve"> v1.1, g</w:t>
+      </w:r>
+      <w:r>
+        <w:t>ắ</w:t>
+      </w:r>
+      <w:r>
+        <w:t>n SEC track</w:t>
       </w:r>
     </w:p>
     <w:p>
@@ -2439,7 +3630,16 @@
         <w:spacing w:after="80"/>
       </w:pPr>
       <w:r>
-        <w:t>createCase DRAFT — Standard Write + rate limit/Turnstile khuyến nghị</w:t>
+        <w:t>createCase DRAFT — Standard Write + rate limit/Turnstile khuy</w:t>
+      </w:r>
+      <w:r>
+        <w:t>ế</w:t>
+      </w:r>
+      <w:r>
+        <w:t>n ngh</w:t>
+      </w:r>
+      <w:r>
+        <w:t>ị</w:t>
       </w:r>
     </w:p>
     <w:p>
@@ -2491,7 +3691,25 @@
         <w:spacing w:after="80"/>
       </w:pPr>
       <w:r>
-        <w:t>startReview / requestRevision — Heavy nếu đổi trạng thái admin; Authorize ADMIN|delegation</w:t>
+        <w:t>startReview / requestRevision — Heavy n</w:t>
+      </w:r>
+      <w:r>
+        <w:t>ế</w:t>
+      </w:r>
+      <w:r>
+        <w:t>u đ</w:t>
+      </w:r>
+      <w:r>
+        <w:t>ổ</w:t>
+      </w:r>
+      <w:r>
+        <w:t>i tr</w:t>
+      </w:r>
+      <w:r>
+        <w:t>ạ</w:t>
+      </w:r>
+      <w:r>
+        <w:t>ng thái admin; Authorize ADMIN|delegation</w:t>
       </w:r>
     </w:p>
     <w:p>
@@ -2538,7 +3756,13 @@
         <w:pStyle w:val="Heading2"/>
       </w:pPr>
       <w:r>
-        <w:t>B. Clan Onboarding — chỉnh SEC B</w:t>
+        <w:t>B. Clan Onboarding — ch</w:t>
+      </w:r>
+      <w:r>
+        <w:t>ỉ</w:t>
+      </w:r>
+      <w:r>
+        <w:t>nh SEC B</w:t>
       </w:r>
     </w:p>
     <w:p>
@@ -2551,7 +3775,19 @@
         <w:spacing w:after="80"/>
       </w:pPr>
       <w:r>
-        <w:t>Identity: user tạo clan thường CHO_DUYET + tenant CHO_DUYET (register).</w:t>
+        <w:t>Identity: user t</w:t>
+      </w:r>
+      <w:r>
+        <w:t>ạ</w:t>
+      </w:r>
+      <w:r>
+        <w:t>o clan thư</w:t>
+      </w:r>
+      <w:r>
+        <w:t>ờ</w:t>
+      </w:r>
+      <w:r>
+        <w:t>ng CHO_DUYET + tenant CHO_DUYET (register).</w:t>
       </w:r>
     </w:p>
     <w:p>
@@ -2564,7 +3800,13 @@
         <w:spacing w:after="80"/>
       </w:pPr>
       <w:r>
-        <w:t>Sau Identity Approval (DA_DUYET): tenant có thể CHO_KICH_HOAT/holding — user vào wizard activation, không full community tree.</w:t>
+        <w:t>Sau Identity Approval (DA_DUYET): tenant có th</w:t>
+      </w:r>
+      <w:r>
+        <w:t>ể</w:t>
+      </w:r>
+      <w:r>
+        <w:t xml:space="preserve"> CHO_KICH_HOAT/holding — user vào wizard activation, không full community tree.</w:t>
       </w:r>
     </w:p>
     <w:p>
@@ -2603,7 +3845,91 @@
           <w:i/>
           <w:iCs/>
         </w:rPr>
-        <w:t>Không đồng nhất processUserApproval (users) với activateClan (tenants). Hai BP; OPD chỉ sở hữu nhánh activation + onboarding case clan.</w:t>
+        <w:t>Không đ</w:t>
+      </w:r>
+      <w:r>
+        <w:rPr>
+          <w:i/>
+          <w:iCs/>
+        </w:rPr>
+        <w:t>ồ</w:t>
+      </w:r>
+      <w:r>
+        <w:rPr>
+          <w:i/>
+          <w:iCs/>
+        </w:rPr>
+        <w:t>ng nh</w:t>
+      </w:r>
+      <w:r>
+        <w:rPr>
+          <w:i/>
+          <w:iCs/>
+        </w:rPr>
+        <w:t>ấ</w:t>
+      </w:r>
+      <w:r>
+        <w:rPr>
+          <w:i/>
+          <w:iCs/>
+        </w:rPr>
+        <w:t>t processUserApproval (users) v</w:t>
+      </w:r>
+      <w:r>
+        <w:rPr>
+          <w:i/>
+          <w:iCs/>
+        </w:rPr>
+        <w:t>ớ</w:t>
+      </w:r>
+      <w:r>
+        <w:rPr>
+          <w:i/>
+          <w:iCs/>
+        </w:rPr>
+        <w:t>i activateClan (tenants). Hai BP; OPD ch</w:t>
+      </w:r>
+      <w:r>
+        <w:rPr>
+          <w:i/>
+          <w:iCs/>
+        </w:rPr>
+        <w:t>ỉ</w:t>
+      </w:r>
+      <w:r>
+        <w:rPr>
+          <w:i/>
+          <w:iCs/>
+        </w:rPr>
+        <w:t xml:space="preserve"> s</w:t>
+      </w:r>
+      <w:r>
+        <w:rPr>
+          <w:i/>
+          <w:iCs/>
+        </w:rPr>
+        <w:t>ở</w:t>
+      </w:r>
+      <w:r>
+        <w:rPr>
+          <w:i/>
+          <w:iCs/>
+        </w:rPr>
+        <w:t xml:space="preserve"> h</w:t>
+      </w:r>
+      <w:r>
+        <w:rPr>
+          <w:i/>
+          <w:iCs/>
+        </w:rPr>
+        <w:t>ữ</w:t>
+      </w:r>
+      <w:r>
+        <w:rPr>
+          <w:i/>
+          <w:iCs/>
+        </w:rPr>
+        <w:t>u nhánh activation + onboarding case clan.</w:t>
       </w:r>
     </w:p>
     <w:p>
@@ -2627,7 +3953,13 @@
         <w:spacing w:after="120"/>
       </w:pPr>
       <w:r>
-        <w:t>Một correlation_id / case xuyên onboarding_cases, BPL, audit, notifications/outbox.</w:t>
+        <w:t>M</w:t>
+      </w:r>
+      <w:r>
+        <w:t>ộ</w:t>
+      </w:r>
+      <w:r>
+        <w:t>t correlation_id / case xuyên onboarding_cases, BPL, audit, notifications/outbox.</w:t>
       </w:r>
     </w:p>
     <w:p>
@@ -2661,7 +3993,19 @@
         <w:spacing w:after="80"/>
       </w:pPr>
       <w:r>
-        <w:t>Trong TX tối thiểu: onboarding_cases, members/branches liên quan, users (role), BPL, audit, critical outbox/notif PENDING.</w:t>
+        <w:t>Trong TX t</w:t>
+      </w:r>
+      <w:r>
+        <w:t>ố</w:t>
+      </w:r>
+      <w:r>
+        <w:t>i thi</w:t>
+      </w:r>
+      <w:r>
+        <w:t>ể</w:t>
+      </w:r>
+      <w:r>
+        <w:t>u: onboarding_cases, members/branches liên quan, users (role), BPL, audit, critical outbox/notif PENDING.</w:t>
       </w:r>
     </w:p>
     <w:p>
@@ -2682,7 +4026,13 @@
         <w:pStyle w:val="Heading2"/>
       </w:pPr>
       <w:r>
-        <w:t>3. State Guard L5 (giữ v1.1)</w:t>
+        <w:t>3. State Guard L5 (gi</w:t>
+      </w:r>
+      <w:r>
+        <w:t>ữ</w:t>
+      </w:r>
+      <w:r>
+        <w:t xml:space="preserve"> v1.1)</w:t>
       </w:r>
     </w:p>
     <w:p>
@@ -2721,7 +4071,19 @@
         <w:spacing w:after="80"/>
       </w:pPr>
       <w:r>
-        <w:t>Merge chỉ từ APPROVED | MERGE_FAILED.</w:t>
+        <w:t>Merge ch</w:t>
+      </w:r>
+      <w:r>
+        <w:t>ỉ</w:t>
+      </w:r>
+      <w:r>
+        <w:t xml:space="preserve"> t</w:t>
+      </w:r>
+      <w:r>
+        <w:t>ừ</w:t>
+      </w:r>
+      <w:r>
+        <w:t xml:space="preserve"> APPROVED | MERGE_FAILED.</w:t>
       </w:r>
     </w:p>
     <w:p>
@@ -2729,7 +4091,13 @@
         <w:pStyle w:val="Heading2"/>
       </w:pPr>
       <w:r>
-        <w:t>4. SEC Pipeline trước L5</w:t>
+        <w:t>4. SEC Pipeline trư</w:t>
+      </w:r>
+      <w:r>
+        <w:t>ớ</w:t>
+      </w:r>
+      <w:r>
+        <w:t>c L5</w:t>
       </w:r>
     </w:p>
     <w:p>
@@ -2855,7 +4223,13 @@
         <w:spacing w:after="80"/>
       </w:pPr>
       <w:r>
-        <w:t>Chủ case: user_id == actor.id OR active delegation scope (ONBOARDING_EDIT / ONBOARDING_SUBMIT).</w:t>
+        <w:t>Ch</w:t>
+      </w:r>
+      <w:r>
+        <w:t>ủ</w:t>
+      </w:r>
+      <w:r>
+        <w:t xml:space="preserve"> case: user_id == actor.id OR active delegation scope (ONBOARDING_EDIT / ONBOARDING_SUBMIT).</w:t>
       </w:r>
     </w:p>
     <w:p>
@@ -2868,7 +4242,25 @@
         <w:spacing w:after="80"/>
       </w:pPr>
       <w:r>
-        <w:t>Admin review/merge: CLAN_ADMIN… same tenant OR delegation ONBOARDING_REVIEW / ONBOARDING_MERGE từ grantor đủ quyền.</w:t>
+        <w:t>Admin review/merge: CLAN_ADMIN… same tenant OR delegation ONBOARDING_REVIEW / ONBOARDING_MERGE t</w:t>
+      </w:r>
+      <w:r>
+        <w:t>ừ</w:t>
+      </w:r>
+      <w:r>
+        <w:t xml:space="preserve"> grantor đ</w:t>
+      </w:r>
+      <w:r>
+        <w:t>ủ</w:t>
+      </w:r>
+      <w:r>
+        <w:t xml:space="preserve"> quy</w:t>
+      </w:r>
+      <w:r>
+        <w:t>ề</w:t>
+      </w:r>
+      <w:r>
+        <w:t>n.</w:t>
       </w:r>
     </w:p>
     <w:p>
@@ -2881,7 +4273,19 @@
         <w:spacing w:after="80"/>
       </w:pPr>
       <w:r>
-        <w:t>BPL context: actor_id, on_behalf_of? , user_id (chủ hồ sơ), case_id.</w:t>
+        <w:t>BPL context: actor_id, on_behalf_of? , user_id (ch</w:t>
+      </w:r>
+      <w:r>
+        <w:t>ủ</w:t>
+      </w:r>
+      <w:r>
+        <w:t xml:space="preserve"> h</w:t>
+      </w:r>
+      <w:r>
+        <w:t>ồ</w:t>
+      </w:r>
+      <w:r>
+        <w:t xml:space="preserve"> sơ), case_id.</w:t>
       </w:r>
     </w:p>
     <w:p>
@@ -2889,7 +4293,19 @@
         <w:pStyle w:val="Heading2"/>
       </w:pPr>
       <w:r>
-        <w:t>6. Error codes (SEC E — ổn định FE)</w:t>
+        <w:t xml:space="preserve">6. Error codes (SEC E — </w:t>
+      </w:r>
+      <w:r>
+        <w:t>ổ</w:t>
+      </w:r>
+      <w:r>
+        <w:t>n đ</w:t>
+      </w:r>
+      <w:r>
+        <w:t>ị</w:t>
+      </w:r>
+      <w:r>
+        <w:t>nh FE)</w:t>
       </w:r>
     </w:p>
     <w:p>
@@ -2987,7 +4403,25 @@
         <w:spacing w:after="120"/>
       </w:pPr>
       <w:r>
-        <w:t>Không thay ACCOUNT_*/TENANT_* của SEC identity — gate L2/L3 trả trước khi vào OPD.</w:t>
+        <w:t>Không thay ACCOUNT_*/TENANT_* c</w:t>
+      </w:r>
+      <w:r>
+        <w:t>ủ</w:t>
+      </w:r>
+      <w:r>
+        <w:t>a SEC identity — gate L2/L3 tr</w:t>
+      </w:r>
+      <w:r>
+        <w:t>ả</w:t>
+      </w:r>
+      <w:r>
+        <w:t xml:space="preserve"> trư</w:t>
+      </w:r>
+      <w:r>
+        <w:t>ớ</w:t>
+      </w:r>
+      <w:r>
+        <w:t>c khi vào OPD.</w:t>
       </w:r>
     </w:p>
     <w:p>
@@ -3004,7 +4438,43 @@
       </w:pPr>
       <w:r>
         <w:lastRenderedPageBreak/>
-        <w:t>Giữ bảng v1.1: không hard-delete members/branches; ARCHIVED/REJECTED; UI chính chỉ CHINH_THUC + MERGED; nộp lại = case mới + previous_case_id.</w:t>
+        <w:t>Gi</w:t>
+      </w:r>
+      <w:r>
+        <w:t>ữ</w:t>
+      </w:r>
+      <w:r>
+        <w:t xml:space="preserve"> b</w:t>
+      </w:r>
+      <w:r>
+        <w:t>ả</w:t>
+      </w:r>
+      <w:r>
+        <w:t>ng v1.1: không hard-delete members/branches; ARCHIVED/REJECTED; UI chính ch</w:t>
+      </w:r>
+      <w:r>
+        <w:t>ỉ</w:t>
+      </w:r>
+      <w:r>
+        <w:t xml:space="preserve"> CHINH_THUC + MERGED; n</w:t>
+      </w:r>
+      <w:r>
+        <w:t>ộ</w:t>
+      </w:r>
+      <w:r>
+        <w:t>p l</w:t>
+      </w:r>
+      <w:r>
+        <w:t>ạ</w:t>
+      </w:r>
+      <w:r>
+        <w:t>i = case m</w:t>
+      </w:r>
+      <w:r>
+        <w:t>ớ</w:t>
+      </w:r>
+      <w:r>
+        <w:t>i + previous_case_id.</w:t>
       </w:r>
     </w:p>
     <w:p>
@@ -3012,7 +4482,13 @@
         <w:spacing w:after="120"/>
       </w:pPr>
       <w:r>
-        <w:t>SEC: branch/member DU_BI không lộ genealogy public API (L6).</w:t>
+        <w:t>SEC: branch/member DU_BI không l</w:t>
+      </w:r>
+      <w:r>
+        <w:t>ộ</w:t>
+      </w:r>
+      <w:r>
+        <w:t xml:space="preserve"> genealogy public API (L6).</w:t>
       </w:r>
     </w:p>
     <w:p>
@@ -3020,7 +4496,13 @@
         <w:pStyle w:val="Heading1"/>
       </w:pPr>
       <w:r>
-        <w:t>XII. Triển khai &amp; UX</w:t>
+        <w:t>XII. Tri</w:t>
+      </w:r>
+      <w:r>
+        <w:t>ể</w:t>
+      </w:r>
+      <w:r>
+        <w:t>n khai &amp; UX</w:t>
       </w:r>
     </w:p>
     <w:p>
@@ -3033,7 +4515,19 @@
         <w:spacing w:after="80"/>
       </w:pPr>
       <w:r>
-        <w:t>Wizard ép buộc khi member onboarding chưa MERGED / member_id null — sau khi đã qua SEC login matrix (tenant HOAT_DONG hoặc activation wizard riêng).</w:t>
+        <w:t>Wizard ép bu</w:t>
+      </w:r>
+      <w:r>
+        <w:t>ộ</w:t>
+      </w:r>
+      <w:r>
+        <w:t>c khi member onboarding chưa MERGED / member_id null — sau khi đã qua SEC login matrix (tenant HOAT_DONG ho</w:t>
+      </w:r>
+      <w:r>
+        <w:t>ặ</w:t>
+      </w:r>
+      <w:r>
+        <w:t>c activation wizard riêng).</w:t>
       </w:r>
     </w:p>
     <w:p>
@@ -3046,7 +4540,19 @@
         <w:spacing w:after="80"/>
       </w:pPr>
       <w:r>
-        <w:t>Clan admin sau DA_DUYET + tenant chưa HOAT_DONG: màn hình activation — không nhầm với Member onboarding wizard.</w:t>
+        <w:t>Clan admin sau DA_DUYET + tenant chưa HOAT_DONG: màn hình activation — không nh</w:t>
+      </w:r>
+      <w:r>
+        <w:t>ầ</w:t>
+      </w:r>
+      <w:r>
+        <w:t>m v</w:t>
+      </w:r>
+      <w:r>
+        <w:t>ớ</w:t>
+      </w:r>
+      <w:r>
+        <w:t>i Member onboarding wizard.</w:t>
       </w:r>
     </w:p>
     <w:p>
@@ -3085,7 +4591,19 @@
         <w:spacing w:after="80"/>
       </w:pPr>
       <w:r>
-        <w:t>Delegation UI (SEC-3): ủy quyền review — không share CLAN_ADMIN password.</w:t>
+        <w:t xml:space="preserve">Delegation UI (SEC-3): </w:t>
+      </w:r>
+      <w:r>
+        <w:t>ủ</w:t>
+      </w:r>
+      <w:r>
+        <w:t>y quy</w:t>
+      </w:r>
+      <w:r>
+        <w:t>ề</w:t>
+      </w:r>
+      <w:r>
+        <w:t>n review — không share CLAN_ADMIN password.</w:t>
       </w:r>
     </w:p>
     <w:p>
@@ -3093,7 +4611,43 @@
         <w:pStyle w:val="Heading1"/>
       </w:pPr>
       <w:r>
-        <w:t>XIII. Kết luận kiến trúc OPD (giữ + mở rộng)</w:t>
+        <w:t>XIII. K</w:t>
+      </w:r>
+      <w:r>
+        <w:t>ế</w:t>
+      </w:r>
+      <w:r>
+        <w:t>t lu</w:t>
+      </w:r>
+      <w:r>
+        <w:t>ậ</w:t>
+      </w:r>
+      <w:r>
+        <w:t>n ki</w:t>
+      </w:r>
+      <w:r>
+        <w:t>ế</w:t>
+      </w:r>
+      <w:r>
+        <w:t>n trúc OPD (gi</w:t>
+      </w:r>
+      <w:r>
+        <w:t>ữ</w:t>
+      </w:r>
+      <w:r>
+        <w:t xml:space="preserve"> + m</w:t>
+      </w:r>
+      <w:r>
+        <w:t>ở</w:t>
+      </w:r>
+      <w:r>
+        <w:t xml:space="preserve"> r</w:t>
+      </w:r>
+      <w:r>
+        <w:t>ộ</w:t>
+      </w:r>
+      <w:r>
+        <w:t>ng)</w:t>
       </w:r>
     </w:p>
     <w:p>
@@ -3161,7 +4715,37 @@
         <w:spacing w:after="120"/>
       </w:pPr>
       <w:r>
-        <w:t>Ba quyết định v1.1 vẫn bắt buộc: MERGING/MERGE_FAILED; State Guard FE+BE; context vs payload.</w:t>
+        <w:t>Ba quy</w:t>
+      </w:r>
+      <w:r>
+        <w:t>ế</w:t>
+      </w:r>
+      <w:r>
+        <w:t>t đ</w:t>
+      </w:r>
+      <w:r>
+        <w:t>ị</w:t>
+      </w:r>
+      <w:r>
+        <w:t>nh v1.1 v</w:t>
+      </w:r>
+      <w:r>
+        <w:t>ẫ</w:t>
+      </w:r>
+      <w:r>
+        <w:t>n b</w:t>
+      </w:r>
+      <w:r>
+        <w:t>ắ</w:t>
+      </w:r>
+      <w:r>
+        <w:t>t bu</w:t>
+      </w:r>
+      <w:r>
+        <w:t>ộ</w:t>
+      </w:r>
+      <w:r>
+        <w:t>c: MERGING/MERGE_FAILED; State Guard FE+BE; context vs payload.</w:t>
       </w:r>
     </w:p>
     <w:p>
@@ -3173,7 +4757,49 @@
           <w:b/>
           <w:bCs/>
         </w:rPr>
-        <w:t>Thêm quyết định v1.2: OPD là L5 — mọi route onboarding đi SEC pipeline có tier; critical notif Outbox; Clan activation tách Identity approval; delegation-ready ledger.</w:t>
+        <w:t>Thêm quy</w:t>
+      </w:r>
+      <w:r>
+        <w:rPr>
+          <w:b/>
+          <w:bCs/>
+        </w:rPr>
+        <w:t>ế</w:t>
+      </w:r>
+      <w:r>
+        <w:rPr>
+          <w:b/>
+          <w:bCs/>
+        </w:rPr>
+        <w:t>t đ</w:t>
+      </w:r>
+      <w:r>
+        <w:rPr>
+          <w:b/>
+          <w:bCs/>
+        </w:rPr>
+        <w:t>ị</w:t>
+      </w:r>
+      <w:r>
+        <w:rPr>
+          <w:b/>
+          <w:bCs/>
+        </w:rPr>
+        <w:t>nh v1.2: OPD là L5 — m</w:t>
+      </w:r>
+      <w:r>
+        <w:rPr>
+          <w:b/>
+          <w:bCs/>
+        </w:rPr>
+        <w:t>ọ</w:t>
+      </w:r>
+      <w:r>
+        <w:rPr>
+          <w:b/>
+          <w:bCs/>
+        </w:rPr>
+        <w:t>i route onboarding đi SEC pipeline có tier; critical notif Outbox; Clan activation tách Identity approval; delegation-ready ledger.</w:t>
       </w:r>
     </w:p>
     <w:p>
@@ -3189,7 +4815,19 @@
         <w:pStyle w:val="Heading2"/>
       </w:pPr>
       <w:r>
-        <w:t>XIV.1. Map điều khoản SEC A–E</w:t>
+        <w:t>XIV.1. Map đi</w:t>
+      </w:r>
+      <w:r>
+        <w:t>ề</w:t>
+      </w:r>
+      <w:r>
+        <w:t>u kho</w:t>
+      </w:r>
+      <w:r>
+        <w:t>ả</w:t>
+      </w:r>
+      <w:r>
+        <w:t>n SEC A–E</w:t>
       </w:r>
     </w:p>
     <w:tbl>
@@ -3214,12 +4852,6 @@
         <w:gridCol w:w="8438"/>
       </w:tblGrid>
       <w:tr>
-        <w:tblPrEx>
-          <w:tblCellMar>
-            <w:top w:w="0" w:type="dxa"/>
-            <w:bottom w:w="0" w:type="dxa"/>
-          </w:tblCellMar>
-        </w:tblPrEx>
         <w:tc>
           <w:tcPr>
             <w:tcW w:w="1200" w:type="dxa"/>
@@ -3278,18 +4910,72 @@
                 <w:sz w:val="17"/>
                 <w:szCs w:val="17"/>
               </w:rPr>
-              <w:t>Bắt buộc với Onboarding</w:t>
+              <w:t>B</w:t>
+            </w:r>
+            <w:r>
+              <w:rPr>
+                <w:b/>
+                <w:bCs/>
+                <w:color w:val="FFFFFF"/>
+                <w:sz w:val="17"/>
+                <w:szCs w:val="17"/>
+              </w:rPr>
+              <w:t>ắ</w:t>
+            </w:r>
+            <w:r>
+              <w:rPr>
+                <w:b/>
+                <w:bCs/>
+                <w:color w:val="FFFFFF"/>
+                <w:sz w:val="17"/>
+                <w:szCs w:val="17"/>
+              </w:rPr>
+              <w:t>t bu</w:t>
+            </w:r>
+            <w:r>
+              <w:rPr>
+                <w:b/>
+                <w:bCs/>
+                <w:color w:val="FFFFFF"/>
+                <w:sz w:val="17"/>
+                <w:szCs w:val="17"/>
+              </w:rPr>
+              <w:t>ộ</w:t>
+            </w:r>
+            <w:r>
+              <w:rPr>
+                <w:b/>
+                <w:bCs/>
+                <w:color w:val="FFFFFF"/>
+                <w:sz w:val="17"/>
+                <w:szCs w:val="17"/>
+              </w:rPr>
+              <w:t>c v</w:t>
+            </w:r>
+            <w:r>
+              <w:rPr>
+                <w:b/>
+                <w:bCs/>
+                <w:color w:val="FFFFFF"/>
+                <w:sz w:val="17"/>
+                <w:szCs w:val="17"/>
+              </w:rPr>
+              <w:t>ớ</w:t>
+            </w:r>
+            <w:r>
+              <w:rPr>
+                <w:b/>
+                <w:bCs/>
+                <w:color w:val="FFFFFF"/>
+                <w:sz w:val="17"/>
+                <w:szCs w:val="17"/>
+              </w:rPr>
+              <w:t>i Onboarding</w:t>
             </w:r>
           </w:p>
         </w:tc>
       </w:tr>
       <w:tr>
-        <w:tblPrEx>
-          <w:tblCellMar>
-            <w:top w:w="0" w:type="dxa"/>
-            <w:bottom w:w="0" w:type="dxa"/>
-          </w:tblCellMar>
-        </w:tblPrEx>
         <w:tc>
           <w:tcPr>
             <w:tcW w:w="1200" w:type="dxa"/>
@@ -3352,12 +5038,6 @@
         </w:tc>
       </w:tr>
       <w:tr>
-        <w:tblPrEx>
-          <w:tblCellMar>
-            <w:top w:w="0" w:type="dxa"/>
-            <w:bottom w:w="0" w:type="dxa"/>
-          </w:tblCellMar>
-        </w:tblPrEx>
         <w:tc>
           <w:tcPr>
             <w:tcW w:w="1200" w:type="dxa"/>
@@ -3414,18 +5094,28 @@
                 <w:sz w:val="16"/>
                 <w:szCs w:val="16"/>
               </w:rPr>
-              <w:t>CLAN_ONBOARDING_ACTIVATE ≠ processUserApproval. Login/tenant codes TENANT_PENDING_ACTIVATION / TENANT_ACTIVATION_REQUIRED do SEC; OPD chỉ serve activation wizard khi identity đã DA_DUYET.</w:t>
+              <w:t>CLAN_ONBOARDING_ACTIVATE ≠ processUserApproval. Login/tenant codes TENANT_PENDING_ACTIVATION / TENANT_ACTIVATION_REQUIRED do SEC; OPD ch</w:t>
+            </w:r>
+            <w:r>
+              <w:rPr>
+                <w:color w:val="000000"/>
+                <w:sz w:val="16"/>
+                <w:szCs w:val="16"/>
+              </w:rPr>
+              <w:t>ỉ</w:t>
+            </w:r>
+            <w:r>
+              <w:rPr>
+                <w:color w:val="000000"/>
+                <w:sz w:val="16"/>
+                <w:szCs w:val="16"/>
+              </w:rPr>
+              <w:t xml:space="preserve"> serve activation wizard khi identity đã DA_DUYET.</w:t>
             </w:r>
           </w:p>
         </w:tc>
       </w:tr>
       <w:tr>
-        <w:tblPrEx>
-          <w:tblCellMar>
-            <w:top w:w="0" w:type="dxa"/>
-            <w:bottom w:w="0" w:type="dxa"/>
-          </w:tblCellMar>
-        </w:tblPrEx>
         <w:tc>
           <w:tcPr>
             <w:tcW w:w="1200" w:type="dxa"/>
@@ -3488,12 +5178,6 @@
         </w:tc>
       </w:tr>
       <w:tr>
-        <w:tblPrEx>
-          <w:tblCellMar>
-            <w:top w:w="0" w:type="dxa"/>
-            <w:bottom w:w="0" w:type="dxa"/>
-          </w:tblCellMar>
-        </w:tblPrEx>
         <w:tc>
           <w:tcPr>
             <w:tcW w:w="1200" w:type="dxa"/>
@@ -3550,18 +5234,44 @@
                 <w:sz w:val="16"/>
                 <w:szCs w:val="16"/>
               </w:rPr>
-              <w:t>Authorize hỗ trợ delegation scopes; BPL/audit luôn actor_id + on_behalf_of khi proxy.</w:t>
+              <w:t>Authorize h</w:t>
+            </w:r>
+            <w:r>
+              <w:rPr>
+                <w:color w:val="000000"/>
+                <w:sz w:val="16"/>
+                <w:szCs w:val="16"/>
+              </w:rPr>
+              <w:t>ỗ</w:t>
+            </w:r>
+            <w:r>
+              <w:rPr>
+                <w:color w:val="000000"/>
+                <w:sz w:val="16"/>
+                <w:szCs w:val="16"/>
+              </w:rPr>
+              <w:t xml:space="preserve"> tr</w:t>
+            </w:r>
+            <w:r>
+              <w:rPr>
+                <w:color w:val="000000"/>
+                <w:sz w:val="16"/>
+                <w:szCs w:val="16"/>
+              </w:rPr>
+              <w:t>ợ</w:t>
+            </w:r>
+            <w:r>
+              <w:rPr>
+                <w:color w:val="000000"/>
+                <w:sz w:val="16"/>
+                <w:szCs w:val="16"/>
+              </w:rPr>
+              <w:t xml:space="preserve"> delegation scopes; BPL/audit luôn actor_id + on_behalf_of khi proxy.</w:t>
             </w:r>
           </w:p>
         </w:tc>
       </w:tr>
       <w:tr>
-        <w:tblPrEx>
-          <w:tblCellMar>
-            <w:top w:w="0" w:type="dxa"/>
-            <w:bottom w:w="0" w:type="dxa"/>
-          </w:tblCellMar>
-        </w:tblPrEx>
         <w:tc>
           <w:tcPr>
             <w:tcW w:w="1200" w:type="dxa"/>
@@ -3618,7 +5328,87 @@
                 <w:sz w:val="16"/>
                 <w:szCs w:val="16"/>
               </w:rPr>
-              <w:t>Giữ mã ONBOARDING_* đã dùng ở service v1.3; shape thống nhất SEC; không đổi ACCOUNT_* .</w:t>
+              <w:t>Gi</w:t>
+            </w:r>
+            <w:r>
+              <w:rPr>
+                <w:color w:val="000000"/>
+                <w:sz w:val="16"/>
+                <w:szCs w:val="16"/>
+              </w:rPr>
+              <w:t>ữ</w:t>
+            </w:r>
+            <w:r>
+              <w:rPr>
+                <w:color w:val="000000"/>
+                <w:sz w:val="16"/>
+                <w:szCs w:val="16"/>
+              </w:rPr>
+              <w:t xml:space="preserve"> mã ONBOARDING_* đã dùng </w:t>
+            </w:r>
+            <w:r>
+              <w:rPr>
+                <w:color w:val="000000"/>
+                <w:sz w:val="16"/>
+                <w:szCs w:val="16"/>
+              </w:rPr>
+              <w:t>ở</w:t>
+            </w:r>
+            <w:r>
+              <w:rPr>
+                <w:color w:val="000000"/>
+                <w:sz w:val="16"/>
+                <w:szCs w:val="16"/>
+              </w:rPr>
+              <w:t xml:space="preserve"> service v1.3; shape th</w:t>
+            </w:r>
+            <w:r>
+              <w:rPr>
+                <w:color w:val="000000"/>
+                <w:sz w:val="16"/>
+                <w:szCs w:val="16"/>
+              </w:rPr>
+              <w:t>ố</w:t>
+            </w:r>
+            <w:r>
+              <w:rPr>
+                <w:color w:val="000000"/>
+                <w:sz w:val="16"/>
+                <w:szCs w:val="16"/>
+              </w:rPr>
+              <w:t>ng nh</w:t>
+            </w:r>
+            <w:r>
+              <w:rPr>
+                <w:color w:val="000000"/>
+                <w:sz w:val="16"/>
+                <w:szCs w:val="16"/>
+              </w:rPr>
+              <w:t>ấ</w:t>
+            </w:r>
+            <w:r>
+              <w:rPr>
+                <w:color w:val="000000"/>
+                <w:sz w:val="16"/>
+                <w:szCs w:val="16"/>
+              </w:rPr>
+              <w:t>t SEC; không đ</w:t>
+            </w:r>
+            <w:r>
+              <w:rPr>
+                <w:color w:val="000000"/>
+                <w:sz w:val="16"/>
+                <w:szCs w:val="16"/>
+              </w:rPr>
+              <w:t>ổ</w:t>
+            </w:r>
+            <w:r>
+              <w:rPr>
+                <w:color w:val="000000"/>
+                <w:sz w:val="16"/>
+                <w:szCs w:val="16"/>
+              </w:rPr>
+              <w:t>i ACCOUNT_* .</w:t>
             </w:r>
           </w:p>
         </w:tc>
@@ -3655,12 +5445,6 @@
         <w:gridCol w:w="3638"/>
       </w:tblGrid>
       <w:tr>
-        <w:tblPrEx>
-          <w:tblCellMar>
-            <w:top w:w="0" w:type="dxa"/>
-            <w:bottom w:w="0" w:type="dxa"/>
-          </w:tblCellMar>
-        </w:tblPrEx>
         <w:tc>
           <w:tcPr>
             <w:tcW w:w="4200" w:type="dxa"/>
@@ -3756,12 +5540,6 @@
         </w:tc>
       </w:tr>
       <w:tr>
-        <w:tblPrEx>
-          <w:tblCellMar>
-            <w:top w:w="0" w:type="dxa"/>
-            <w:bottom w:w="0" w:type="dxa"/>
-          </w:tblCellMar>
-        </w:tblPrEx>
         <w:tc>
           <w:tcPr>
             <w:tcW w:w="4200" w:type="dxa"/>
@@ -3786,7 +5564,23 @@
                 <w:sz w:val="16"/>
                 <w:szCs w:val="16"/>
               </w:rPr>
-              <w:t>GET cases/:id, GET me/status (nếu có)</w:t>
+              <w:t>GET cases/:id, GET me/status (n</w:t>
+            </w:r>
+            <w:r>
+              <w:rPr>
+                <w:color w:val="000000"/>
+                <w:sz w:val="16"/>
+                <w:szCs w:val="16"/>
+              </w:rPr>
+              <w:t>ế</w:t>
+            </w:r>
+            <w:r>
+              <w:rPr>
+                <w:color w:val="000000"/>
+                <w:sz w:val="16"/>
+                <w:szCs w:val="16"/>
+              </w:rPr>
+              <w:t>u có)</w:t>
             </w:r>
           </w:p>
         </w:tc>
@@ -3849,12 +5643,6 @@
         </w:tc>
       </w:tr>
       <w:tr>
-        <w:tblPrEx>
-          <w:tblCellMar>
-            <w:top w:w="0" w:type="dxa"/>
-            <w:bottom w:w="0" w:type="dxa"/>
-          </w:tblCellMar>
-        </w:tblPrEx>
         <w:tc>
           <w:tcPr>
             <w:tcW w:w="4200" w:type="dxa"/>
@@ -3941,12 +5729,6 @@
         </w:tc>
       </w:tr>
       <w:tr>
-        <w:tblPrEx>
-          <w:tblCellMar>
-            <w:top w:w="0" w:type="dxa"/>
-            <w:bottom w:w="0" w:type="dxa"/>
-          </w:tblCellMar>
-        </w:tblPrEx>
         <w:tc>
           <w:tcPr>
             <w:tcW w:w="4200" w:type="dxa"/>
@@ -4052,7 +5834,19 @@
         <w:spacing w:after="80"/>
       </w:pPr>
       <w:r>
-        <w:t>Mọi lệch OPD/SEC trong code: ghi handoff (file, reason, ticket).</w:t>
+        <w:t>M</w:t>
+      </w:r>
+      <w:r>
+        <w:t>ọ</w:t>
+      </w:r>
+      <w:r>
+        <w:t>i l</w:t>
+      </w:r>
+      <w:r>
+        <w:t>ệ</w:t>
+      </w:r>
+      <w:r>
+        <w:t>ch OPD/SEC trong code: ghi handoff (file, reason, ticket).</w:t>
       </w:r>
     </w:p>
     <w:p>
@@ -4066,7 +5860,37 @@
       </w:pPr>
       <w:r>
         <w:lastRenderedPageBreak/>
-        <w:t>Service onboarding hiện tại: ưu tiên bổ sung outbox critical + gọi shared policy khi SEC-1 sẵn; Q1 không phá API surface đã mount.</w:t>
+        <w:t>Service onboarding hi</w:t>
+      </w:r>
+      <w:r>
+        <w:t>ệ</w:t>
+      </w:r>
+      <w:r>
+        <w:t>n t</w:t>
+      </w:r>
+      <w:r>
+        <w:t>ạ</w:t>
+      </w:r>
+      <w:r>
+        <w:t>i: ưu tiên b</w:t>
+      </w:r>
+      <w:r>
+        <w:t>ổ</w:t>
+      </w:r>
+      <w:r>
+        <w:t xml:space="preserve"> sung outbox critical + g</w:t>
+      </w:r>
+      <w:r>
+        <w:t>ọ</w:t>
+      </w:r>
+      <w:r>
+        <w:t>i shared policy khi SEC-1 s</w:t>
+      </w:r>
+      <w:r>
+        <w:t>ẵ</w:t>
+      </w:r>
+      <w:r>
+        <w:t>n; Q1 không phá API surface đã mount.</w:t>
       </w:r>
     </w:p>
     <w:p>
@@ -4079,7 +5903,19 @@
         <w:spacing w:after="80"/>
       </w:pPr>
       <w:r>
-        <w:t>Placeholder authenticate/authorize trong routes: SEC-1 thay middleware thật — OPD không ship production với placeholder.</w:t>
+        <w:t>Placeholder authenticate/authorize trong routes: SEC-1 thay middleware th</w:t>
+      </w:r>
+      <w:r>
+        <w:t>ậ</w:t>
+      </w:r>
+      <w:r>
+        <w:t>t — OPD không ship production v</w:t>
+      </w:r>
+      <w:r>
+        <w:t>ớ</w:t>
+      </w:r>
+      <w:r>
+        <w:t>i placeholder.</w:t>
       </w:r>
     </w:p>
     <w:p>
@@ -4087,7 +5923,19 @@
         <w:pStyle w:val="Heading1"/>
       </w:pPr>
       <w:r>
-        <w:t>XV. Kết luận</w:t>
+        <w:t>XV. K</w:t>
+      </w:r>
+      <w:r>
+        <w:t>ế</w:t>
+      </w:r>
+      <w:r>
+        <w:t>t lu</w:t>
+      </w:r>
+      <w:r>
+        <w:t>ậ</w:t>
+      </w:r>
+      <w:r>
+        <w:t>n</w:t>
       </w:r>
     </w:p>
     <w:p>
@@ -4095,7 +5943,91 @@
         <w:spacing w:after="120"/>
       </w:pPr>
       <w:r>
-        <w:t>OPD v1.1 đã vững về business workflow (L5). OPD v1.2.0 không đổi state machine cốt lõi; bổ sung lớp tuân thủ EGAL-SEC v1.1.0 Frozen để Onboarding an toàn trên multi-tenant, đủ hiệu năng read, đủ critical notification, sẵn ủy quyền, và tách đúng Identity vs Clan Activation.</w:t>
+        <w:t>OPD v1.1 đã v</w:t>
+      </w:r>
+      <w:r>
+        <w:t>ữ</w:t>
+      </w:r>
+      <w:r>
+        <w:t>ng v</w:t>
+      </w:r>
+      <w:r>
+        <w:t>ề</w:t>
+      </w:r>
+      <w:r>
+        <w:t xml:space="preserve"> business workflow (L5). OPD v1.2.0 không đ</w:t>
+      </w:r>
+      <w:r>
+        <w:t>ổ</w:t>
+      </w:r>
+      <w:r>
+        <w:t>i state machine c</w:t>
+      </w:r>
+      <w:r>
+        <w:t>ố</w:t>
+      </w:r>
+      <w:r>
+        <w:t>t lõi; b</w:t>
+      </w:r>
+      <w:r>
+        <w:t>ổ</w:t>
+      </w:r>
+      <w:r>
+        <w:t xml:space="preserve"> sung l</w:t>
+      </w:r>
+      <w:r>
+        <w:t>ớ</w:t>
+      </w:r>
+      <w:r>
+        <w:t>p tuân th</w:t>
+      </w:r>
+      <w:r>
+        <w:t>ủ</w:t>
+      </w:r>
+      <w:r>
+        <w:t xml:space="preserve"> EGAL-SEC v1.1.0 Frozen đ</w:t>
+      </w:r>
+      <w:r>
+        <w:t>ể</w:t>
+      </w:r>
+      <w:r>
+        <w:t xml:space="preserve"> Onboarding an toàn trên multi-tenant, đ</w:t>
+      </w:r>
+      <w:r>
+        <w:t>ủ</w:t>
+      </w:r>
+      <w:r>
+        <w:t xml:space="preserve"> hi</w:t>
+      </w:r>
+      <w:r>
+        <w:t>ệ</w:t>
+      </w:r>
+      <w:r>
+        <w:t>u năng read, đ</w:t>
+      </w:r>
+      <w:r>
+        <w:t>ủ</w:t>
+      </w:r>
+      <w:r>
+        <w:t xml:space="preserve"> critical notification, s</w:t>
+      </w:r>
+      <w:r>
+        <w:t>ẵ</w:t>
+      </w:r>
+      <w:r>
+        <w:t xml:space="preserve">n </w:t>
+      </w:r>
+      <w:r>
+        <w:t>ủ</w:t>
+      </w:r>
+      <w:r>
+        <w:t>y quy</w:t>
+      </w:r>
+      <w:r>
+        <w:t>ề</w:t>
+      </w:r>
+      <w:r>
+        <w:t>n, và tách đúng Identity vs Clan Activation.</w:t>
       </w:r>
     </w:p>
     <w:p>
@@ -4103,7 +6035,13 @@
         <w:spacing w:after="120"/>
       </w:pPr>
       <w:r>
-        <w:t>Single Source of Truth Phase 6B+: OPD v1.2.0 + EGAL-SEC v1.1.0 cùng đọc khi implement.</w:t>
+        <w:t>Single Source of Truth Phase 6B+: OPD v1.2.0 + EGAL-SEC v1.1.0 cùng đ</w:t>
+      </w:r>
+      <w:r>
+        <w:t>ọ</w:t>
+      </w:r>
+      <w:r>
+        <w:t>c khi implement.</w:t>
       </w:r>
     </w:p>
     <w:p>
@@ -4127,7 +6065,47 @@
           <w:sz w:val="20"/>
           <w:szCs w:val="20"/>
         </w:rPr>
-        <w:t>— HẾT TÀI LIỆU —</w:t>
+        <w:t>— H</w:t>
+      </w:r>
+      <w:r>
+        <w:rPr>
+          <w:b/>
+          <w:bCs/>
+          <w:color w:val="1F4E79"/>
+          <w:sz w:val="20"/>
+          <w:szCs w:val="20"/>
+        </w:rPr>
+        <w:t>Ế</w:t>
+      </w:r>
+      <w:r>
+        <w:rPr>
+          <w:b/>
+          <w:bCs/>
+          <w:color w:val="1F4E79"/>
+          <w:sz w:val="20"/>
+          <w:szCs w:val="20"/>
+        </w:rPr>
+        <w:t>T TÀI LI</w:t>
+      </w:r>
+      <w:r>
+        <w:rPr>
+          <w:b/>
+          <w:bCs/>
+          <w:color w:val="1F4E79"/>
+          <w:sz w:val="20"/>
+          <w:szCs w:val="20"/>
+        </w:rPr>
+        <w:t>Ệ</w:t>
+      </w:r>
+      <w:r>
+        <w:rPr>
+          <w:b/>
+          <w:bCs/>
+          <w:color w:val="1F4E79"/>
+          <w:sz w:val="20"/>
+          <w:szCs w:val="20"/>
+        </w:rPr>
+        <w:t>U —</w:t>
       </w:r>
     </w:p>
     <w:p>
@@ -4162,7 +6140,39 @@
           <w:sz w:val="16"/>
           <w:szCs w:val="16"/>
         </w:rPr>
-        <w:t>Gia Phả Số 2026  •  myclan.com.vn  •  21/07/2026</w:t>
+        <w:t>Gia Ph</w:t>
+      </w:r>
+      <w:r>
+        <w:rPr>
+          <w:color w:val="666666"/>
+          <w:sz w:val="16"/>
+          <w:szCs w:val="16"/>
+        </w:rPr>
+        <w:t>ả</w:t>
+      </w:r>
+      <w:r>
+        <w:rPr>
+          <w:color w:val="666666"/>
+          <w:sz w:val="16"/>
+          <w:szCs w:val="16"/>
+        </w:rPr>
+        <w:t xml:space="preserve"> S</w:t>
+      </w:r>
+      <w:r>
+        <w:rPr>
+          <w:color w:val="666666"/>
+          <w:sz w:val="16"/>
+          <w:szCs w:val="16"/>
+        </w:rPr>
+        <w:t>ố</w:t>
+      </w:r>
+      <w:r>
+        <w:rPr>
+          <w:color w:val="666666"/>
+          <w:sz w:val="16"/>
+          <w:szCs w:val="16"/>
+        </w:rPr>
+        <w:t xml:space="preserve"> 2026  •  myclan.com.vn  •  21/07/2026</w:t>
       </w:r>
     </w:p>
     <w:p>
